--- a/Docs/DCITP1A04_Group4_Zach_reflection.docx
+++ b/Docs/DCITP1A04_Group4_Zach_reflection.docx
@@ -174,7 +174,6 @@
       <w:r>
         <w:tab/>
       </w:r>
-      <w:proofErr w:type="gramStart"/>
       <w:r>
         <w:rPr>
           <w:b/>
@@ -194,15 +193,7 @@
           <w:b/>
           <w:bCs/>
         </w:rPr>
-        <w:t>No</w:t>
-      </w:r>
-      <w:proofErr w:type="gramEnd"/>
-      <w:r>
-        <w:rPr>
-          <w:b/>
-          <w:bCs/>
-        </w:rPr>
-        <w:t>:</w:t>
+        <w:t>No:</w:t>
       </w:r>
       <w:r>
         <w:rPr>
@@ -310,23 +301,7 @@
           <w:i/>
           <w:iCs/>
         </w:rPr>
-        <w:t xml:space="preserve">critically </w:t>
-      </w:r>
-      <w:proofErr w:type="spellStart"/>
-      <w:r>
-        <w:rPr>
-          <w:i/>
-          <w:iCs/>
-        </w:rPr>
-        <w:t>analyze</w:t>
-      </w:r>
-      <w:proofErr w:type="spellEnd"/>
-      <w:r>
-        <w:rPr>
-          <w:i/>
-          <w:iCs/>
-        </w:rPr>
-        <w:t xml:space="preserve"> your CA2 project decisions, technical issues, and your responsible use of AI tools. </w:t>
+        <w:t xml:space="preserve">critically analyze your CA2 project decisions, technical issues, and your responsible use of AI tools. </w:t>
       </w:r>
       <w:r>
         <w:rPr>
@@ -563,17 +538,8 @@
           <w:i/>
           <w:iCs/>
         </w:rPr>
-        <w:t xml:space="preserve"> </w:t>
-      </w:r>
-      <w:proofErr w:type="spellStart"/>
-      <w:r>
-        <w:rPr>
-          <w:i/>
-          <w:iCs/>
-        </w:rPr>
-        <w:t>BrightSpace</w:t>
-      </w:r>
-      <w:proofErr w:type="spellEnd"/>
+        <w:t xml:space="preserve"> BrightSpace</w:t>
+      </w:r>
       <w:r>
         <w:rPr>
           <w:i/>
@@ -617,23 +583,7 @@
           <w:i/>
           <w:iCs/>
         </w:rPr>
-        <w:t xml:space="preserve"> (available in </w:t>
-      </w:r>
-      <w:proofErr w:type="spellStart"/>
-      <w:r>
-        <w:rPr>
-          <w:i/>
-          <w:iCs/>
-        </w:rPr>
-        <w:t>BrightSpace</w:t>
-      </w:r>
-      <w:proofErr w:type="spellEnd"/>
-      <w:r>
-        <w:rPr>
-          <w:i/>
-          <w:iCs/>
-        </w:rPr>
-        <w:t>)</w:t>
+        <w:t xml:space="preserve"> (available in BrightSpace)</w:t>
       </w:r>
       <w:r>
         <w:rPr>
@@ -805,33 +755,7 @@
           <w:lang w:eastAsia="zh-CN"/>
           <w14:ligatures w14:val="none"/>
         </w:rPr>
-        <w:t xml:space="preserve">what impact do they cause </w:t>
-      </w:r>
-      <w:proofErr w:type="spellStart"/>
-      <w:r>
-        <w:rPr>
-          <w:rFonts w:eastAsia="Times New Roman" w:cs="Arial"/>
-          <w:i/>
-          <w:iCs/>
-          <w:color w:val="0070C0"/>
-          <w:kern w:val="0"/>
-          <w:lang w:eastAsia="zh-CN"/>
-          <w14:ligatures w14:val="none"/>
-        </w:rPr>
-        <w:t>e.g</w:t>
-      </w:r>
-      <w:proofErr w:type="spellEnd"/>
-      <w:r>
-        <w:rPr>
-          <w:rFonts w:eastAsia="Times New Roman" w:cs="Arial"/>
-          <w:i/>
-          <w:iCs/>
-          <w:color w:val="0070C0"/>
-          <w:kern w:val="0"/>
-          <w:lang w:eastAsia="zh-CN"/>
-          <w14:ligatures w14:val="none"/>
-        </w:rPr>
-        <w:t xml:space="preserve"> on</w:t>
+        <w:t>what impact do they cause e.g on</w:t>
       </w:r>
       <w:r>
         <w:rPr>
@@ -897,7 +821,6 @@
           <w:color w:val="0070C0"/>
         </w:rPr>
       </w:pPr>
-      <w:proofErr w:type="spellStart"/>
       <w:r>
         <w:rPr>
           <w:i/>
@@ -916,20 +839,7 @@
           <w:lang w:eastAsia="zh-CN"/>
           <w14:ligatures w14:val="none"/>
         </w:rPr>
-        <w:t>nalyze</w:t>
-      </w:r>
-      <w:proofErr w:type="spellEnd"/>
-      <w:r>
-        <w:rPr>
-          <w:rFonts w:eastAsia="Times New Roman" w:cs="Arial"/>
-          <w:i/>
-          <w:iCs/>
-          <w:color w:val="0070C0"/>
-          <w:kern w:val="0"/>
-          <w:lang w:eastAsia="zh-CN"/>
-          <w14:ligatures w14:val="none"/>
-        </w:rPr>
-        <w:t xml:space="preserve"> the trade-offs between using a front-end styling framework (e.g., Bootstrap/Tailwind) and writing custom CSS in your project. How did your choice affect the efficiency, design flexibility, or maintainability of your website?</w:t>
+        <w:t>nalyze the trade-offs between using a front-end styling framework (e.g., Bootstrap/Tailwind) and writing custom CSS in your project. How did your choice affect the efficiency, design flexibility, or maintainability of your website?</w:t>
       </w:r>
     </w:p>
     <w:p>
@@ -1080,15 +990,7 @@
               </w:rPr>
             </w:pPr>
             <w:r>
-              <w:t xml:space="preserve">The biggest change to our original plan was to reorganise the website from 12 different html pages into four main categories: Home, About, Workout, and Fitness Activity. The website structure has been changed to be more organised and easier for users to navigate. It brings together related pages instead of giving users too many separate navigation options, for a clearer and more manageable user experience. It also provides the site with a more cohesive </w:t>
-            </w:r>
-            <w:proofErr w:type="gramStart"/>
-            <w:r>
-              <w:t>feel, and</w:t>
-            </w:r>
-            <w:proofErr w:type="gramEnd"/>
-            <w:r>
-              <w:t xml:space="preserve"> makes it easier to navigate.</w:t>
+              <w:t>The biggest change to our original plan was to reorganise the website from 12 different html pages into four main categories: Home, About, Workout, and Fitness Activity. The website structure has been changed to be more organised and easier for users to navigate. It brings together related pages instead of giving users too many separate navigation options, for a clearer and more manageable user experience. It also provides the site with a more cohesive feel, and makes it easier to navigate.</w:t>
             </w:r>
             <w:r>
               <w:br/>
@@ -1104,49 +1006,7 @@
               <w:rPr>
                 <w:lang w:val="en-US"/>
               </w:rPr>
-              <w:t xml:space="preserve">Another big change was more interactive features. The Workout section includes an interactive schedule table with checkboxes to mark completion and a “Print Schedule” button for a 7-day schedule. Users can create, update, </w:t>
-            </w:r>
-            <w:proofErr w:type="spellStart"/>
-            <w:r>
-              <w:rPr>
-                <w:lang w:val="en-US"/>
-              </w:rPr>
-              <w:t>customise</w:t>
-            </w:r>
-            <w:proofErr w:type="spellEnd"/>
-            <w:r>
-              <w:rPr>
-                <w:lang w:val="en-US"/>
-              </w:rPr>
-              <w:t xml:space="preserve"> and reset their weekly workout schedule. Each workout page also features a quiz, which helps keep the content engaging and allows users to test their understanding. The Fitness Activity page was further expanded to a gamified fitness challenge using JavaScript where users earn XP by completing healthy activities. </w:t>
-            </w:r>
-            <w:proofErr w:type="gramStart"/>
-            <w:r>
-              <w:rPr>
-                <w:lang w:val="en-US"/>
-              </w:rPr>
-              <w:t>you</w:t>
-            </w:r>
-            <w:proofErr w:type="gramEnd"/>
-            <w:r>
-              <w:rPr>
-                <w:lang w:val="en-US"/>
-              </w:rPr>
-              <w:t xml:space="preserve"> might trade some XP for </w:t>
-            </w:r>
-            <w:proofErr w:type="spellStart"/>
-            <w:r>
-              <w:rPr>
-                <w:lang w:val="en-US"/>
-              </w:rPr>
-              <w:t>FitPoly</w:t>
-            </w:r>
-            <w:proofErr w:type="spellEnd"/>
-            <w:r>
-              <w:rPr>
-                <w:lang w:val="en-US"/>
-              </w:rPr>
-              <w:t xml:space="preserve"> Points and possibly get rewards like discounts at campus dining or milestone certificates. These changes encourage active use by providing a more rewarding experience.</w:t>
+              <w:t>Another big change was more interactive features. The Workout section includes an interactive schedule table with checkboxes to mark completion and a “Print Schedule” button for a 7-day schedule. Users can create, update, customise and reset their weekly workout schedule. Each workout page also features a quiz, which helps keep the content engaging and allows users to test their understanding. The Fitness Activity page was further expanded to a gamified fitness challenge using JavaScript where users earn XP by completing healthy activities. you might trade some XP for FitPoly Points and possibly get rewards like discounts at campus dining or milestone certificates. These changes encourage active use by providing a more rewarding experience.</w:t>
             </w:r>
           </w:p>
           <w:p>
@@ -1178,63 +1038,7 @@
               <w:rPr>
                 <w:lang w:val="en-US"/>
               </w:rPr>
-              <w:t xml:space="preserve">I would have used a front-end framework like Bootstrap to speed up the development process. Bootstrap provides pre-built components and responsive grid layouts. But the team would have more freedom to </w:t>
-            </w:r>
-            <w:proofErr w:type="spellStart"/>
-            <w:r>
-              <w:rPr>
-                <w:lang w:val="en-US"/>
-              </w:rPr>
-              <w:t>customise</w:t>
-            </w:r>
-            <w:proofErr w:type="spellEnd"/>
-            <w:r>
-              <w:rPr>
-                <w:lang w:val="en-US"/>
-              </w:rPr>
-              <w:t xml:space="preserve"> the look and feel of the </w:t>
-            </w:r>
-            <w:proofErr w:type="gramStart"/>
-            <w:r>
-              <w:rPr>
-                <w:lang w:val="en-US"/>
-              </w:rPr>
-              <w:t>website, and</w:t>
-            </w:r>
-            <w:proofErr w:type="gramEnd"/>
-            <w:r>
-              <w:rPr>
-                <w:lang w:val="en-US"/>
-              </w:rPr>
-              <w:t xml:space="preserve"> could make it more distinctive using custom CSS. I didn't have to do the </w:t>
-            </w:r>
-            <w:proofErr w:type="gramStart"/>
-            <w:r>
-              <w:rPr>
-                <w:lang w:val="en-US"/>
-              </w:rPr>
-              <w:t>CSS</w:t>
-            </w:r>
-            <w:proofErr w:type="gramEnd"/>
-            <w:r>
-              <w:rPr>
-                <w:lang w:val="en-US"/>
-              </w:rPr>
-              <w:t xml:space="preserve"> so I mostly worked on the structure and making the site interactive. In conclusion, our design choices resulted in a more </w:t>
-            </w:r>
-            <w:proofErr w:type="spellStart"/>
-            <w:r>
-              <w:rPr>
-                <w:lang w:val="en-US"/>
-              </w:rPr>
-              <w:t>personalised</w:t>
-            </w:r>
-            <w:proofErr w:type="spellEnd"/>
-            <w:r>
-              <w:rPr>
-                <w:lang w:val="en-US"/>
-              </w:rPr>
-              <w:t>, interactive website, but the complexity of JavaScript made the project more difficult to build and maintain.</w:t>
+              <w:t>I would have used a front-end framework like Bootstrap to speed up the development process. Bootstrap provides pre-built components and responsive grid layouts. But the team would have more freedom to customise the look and feel of the website, and could make it more distinctive using custom CSS. I didn't have to do the CSS so I mostly worked on the structure and making the site interactive. In conclusion, our design choices resulted in a more personalised, interactive website, but the complexity of JavaScript made the project more difficult to build and maintain.</w:t>
             </w:r>
           </w:p>
           <w:p>
@@ -1417,33 +1221,7 @@
           <w:lang w:eastAsia="zh-CN"/>
           <w14:ligatures w14:val="none"/>
         </w:rPr>
-        <w:t xml:space="preserve">what impact do they cause </w:t>
-      </w:r>
-      <w:proofErr w:type="spellStart"/>
-      <w:r>
-        <w:rPr>
-          <w:rFonts w:eastAsia="Times New Roman" w:cs="Arial"/>
-          <w:i/>
-          <w:iCs/>
-          <w:color w:val="0070C0"/>
-          <w:kern w:val="0"/>
-          <w:lang w:eastAsia="zh-CN"/>
-          <w14:ligatures w14:val="none"/>
-        </w:rPr>
-        <w:t>e.g</w:t>
-      </w:r>
-      <w:proofErr w:type="spellEnd"/>
-      <w:r>
-        <w:rPr>
-          <w:rFonts w:eastAsia="Times New Roman" w:cs="Arial"/>
-          <w:i/>
-          <w:iCs/>
-          <w:color w:val="0070C0"/>
-          <w:kern w:val="0"/>
-          <w:lang w:eastAsia="zh-CN"/>
-          <w14:ligatures w14:val="none"/>
-        </w:rPr>
-        <w:t xml:space="preserve"> on</w:t>
+        <w:t>what impact do they cause e.g on</w:t>
       </w:r>
       <w:r>
         <w:rPr>
@@ -1852,23 +1630,13 @@
           <w:color w:val="0070C0"/>
         </w:rPr>
       </w:pPr>
-      <w:proofErr w:type="spellStart"/>
       <w:r>
         <w:rPr>
           <w:i/>
           <w:iCs/>
           <w:color w:val="0070C0"/>
         </w:rPr>
-        <w:t>Analyze</w:t>
-      </w:r>
-      <w:proofErr w:type="spellEnd"/>
-      <w:r>
-        <w:rPr>
-          <w:i/>
-          <w:iCs/>
-          <w:color w:val="0070C0"/>
-        </w:rPr>
-        <w:t xml:space="preserve"> your use of AI during this project: Which specific problem or task did AI help you with, and why did you choose to use AI for it?</w:t>
+        <w:t>Analyze your use of AI during this project: Which specific problem or task did AI help you with, and why did you choose to use AI for it?</w:t>
       </w:r>
     </w:p>
     <w:p>
@@ -1911,7 +1679,7 @@
         <w:tblLook w:val="04A0" w:firstRow="1" w:lastRow="0" w:firstColumn="1" w:lastColumn="0" w:noHBand="0" w:noVBand="1"/>
       </w:tblPr>
       <w:tblGrid>
-        <w:gridCol w:w="8930"/>
+        <w:gridCol w:w="9246"/>
       </w:tblGrid>
       <w:tr>
         <w:tc>
@@ -2020,6 +1788,48 @@
                 <w:bCs/>
               </w:rPr>
             </w:pPr>
+            <w:r>
+              <w:rPr>
+                <w:b/>
+                <w:bCs/>
+              </w:rPr>
+              <w:lastRenderedPageBreak/>
+              <w:drawing>
+                <wp:inline distT="0" distB="0" distL="0" distR="0" wp14:anchorId="02DEE8F7" wp14:editId="3C9C04D4">
+                  <wp:extent cx="5731510" cy="2707640"/>
+                  <wp:effectExtent l="0" t="0" r="2540" b="0"/>
+                  <wp:docPr id="690088559" name="Picture 1"/>
+                  <wp:cNvGraphicFramePr>
+                    <a:graphicFrameLocks xmlns:a="http://schemas.openxmlformats.org/drawingml/2006/main" noChangeAspect="1"/>
+                  </wp:cNvGraphicFramePr>
+                  <a:graphic xmlns:a="http://schemas.openxmlformats.org/drawingml/2006/main">
+                    <a:graphicData uri="http://schemas.openxmlformats.org/drawingml/2006/picture">
+                      <pic:pic xmlns:pic="http://schemas.openxmlformats.org/drawingml/2006/picture">
+                        <pic:nvPicPr>
+                          <pic:cNvPr id="690088559" name=""/>
+                          <pic:cNvPicPr/>
+                        </pic:nvPicPr>
+                        <pic:blipFill>
+                          <a:blip r:embed="rId10"/>
+                          <a:stretch>
+                            <a:fillRect/>
+                          </a:stretch>
+                        </pic:blipFill>
+                        <pic:spPr>
+                          <a:xfrm>
+                            <a:off x="0" y="0"/>
+                            <a:ext cx="5731510" cy="2707640"/>
+                          </a:xfrm>
+                          <a:prstGeom prst="rect">
+                            <a:avLst/>
+                          </a:prstGeom>
+                        </pic:spPr>
+                      </pic:pic>
+                    </a:graphicData>
+                  </a:graphic>
+                </wp:inline>
+              </w:drawing>
+            </w:r>
           </w:p>
           <w:p>
             <w:pPr>
@@ -2164,23 +1974,7 @@
           <w:i/>
           <w:iCs/>
         </w:rPr>
-        <w:t>(</w:t>
-      </w:r>
-      <w:proofErr w:type="spellStart"/>
-      <w:r>
-        <w:rPr>
-          <w:i/>
-          <w:iCs/>
-        </w:rPr>
-        <w:t>e.g</w:t>
-      </w:r>
-      <w:proofErr w:type="spellEnd"/>
-      <w:r>
-        <w:rPr>
-          <w:i/>
-          <w:iCs/>
-        </w:rPr>
-        <w:t xml:space="preserve"> AI outputs or evidence</w:t>
+        <w:t>(e.g AI outputs or evidence</w:t>
       </w:r>
       <w:r>
         <w:rPr>
@@ -2238,10 +2032,10 @@
       </w:r>
     </w:p>
     <w:sectPr>
-      <w:headerReference w:type="even" r:id="rId10"/>
-      <w:headerReference w:type="default" r:id="rId11"/>
-      <w:footerReference w:type="default" r:id="rId12"/>
-      <w:headerReference w:type="first" r:id="rId13"/>
+      <w:headerReference w:type="even" r:id="rId11"/>
+      <w:headerReference w:type="default" r:id="rId12"/>
+      <w:footerReference w:type="default" r:id="rId13"/>
+      <w:headerReference w:type="first" r:id="rId14"/>
       <w:type w:val="continuous"/>
       <w:pgSz w:w="11906" w:h="16838"/>
       <w:pgMar w:top="1440" w:right="1440" w:bottom="568" w:left="1440" w:header="708" w:footer="227" w:gutter="0"/>
@@ -7308,6 +7102,7 @@
   <w:style w:type="character" w:default="1" w:styleId="DefaultParagraphFont">
     <w:name w:val="Default Paragraph Font"/>
     <w:uiPriority w:val="1"/>
+    <w:semiHidden/>
     <w:unhideWhenUsed/>
   </w:style>
   <w:style w:type="table" w:default="1" w:styleId="TableNormal">
@@ -8048,6 +7843,28 @@
 </file>
 
 <file path=customXml/item1.xml><?xml version="1.0" encoding="utf-8"?>
+<p:properties xmlns:p="http://schemas.microsoft.com/office/2006/metadata/properties" xmlns:xsi="http://www.w3.org/2001/XMLSchema-instance" xmlns:pc="http://schemas.microsoft.com/office/infopath/2007/PartnerControls">
+  <documentManagement>
+    <_ip_UnifiedCompliancePolicyUIAction xmlns="http://schemas.microsoft.com/sharepoint/v3" xsi:nil="true"/>
+    <lcf76f155ced4ddcb4097134ff3c332f xmlns="b7fad248-bdcd-4271-9916-809a465982f7">
+      <Terms xmlns="http://schemas.microsoft.com/office/infopath/2007/PartnerControls"/>
+    </lcf76f155ced4ddcb4097134ff3c332f>
+    <_ip_UnifiedCompliancePolicyProperties xmlns="http://schemas.microsoft.com/sharepoint/v3" xsi:nil="true"/>
+    <TaxCatchAll xmlns="02435ef8-874b-49fb-b034-023fbc1b0e17" xsi:nil="true"/>
+  </documentManagement>
+</p:properties>
+</file>
+
+<file path=customXml/item2.xml><?xml version="1.0" encoding="utf-8"?>
+<?mso-contentType ?>
+<FormTemplates xmlns="http://schemas.microsoft.com/sharepoint/v3/contenttype/forms">
+  <Display>DocumentLibraryForm</Display>
+  <Edit>DocumentLibraryForm</Edit>
+  <New>DocumentLibraryForm</New>
+</FormTemplates>
+</file>
+
+<file path=customXml/item3.xml><?xml version="1.0" encoding="utf-8"?>
 <ct:contentTypeSchema xmlns:ct="http://schemas.microsoft.com/office/2006/metadata/contentType" xmlns:ma="http://schemas.microsoft.com/office/2006/metadata/properties/metaAttributes" ct:_="" ma:_="" ma:contentTypeName="Document" ma:contentTypeID="0x01010095B83DA6990E41418BCDB3837731DDD9" ma:contentTypeVersion="12" ma:contentTypeDescription="Create a new document." ma:contentTypeScope="" ma:versionID="9a0e40b26489cf95b92c0935470f1e05">
   <xsd:schema xmlns:xsd="http://www.w3.org/2001/XMLSchema" xmlns:xs="http://www.w3.org/2001/XMLSchema" xmlns:p="http://schemas.microsoft.com/office/2006/metadata/properties" xmlns:ns1="http://schemas.microsoft.com/sharepoint/v3" xmlns:ns2="b7fad248-bdcd-4271-9916-809a465982f7" xmlns:ns3="02435ef8-874b-49fb-b034-023fbc1b0e17" targetNamespace="http://schemas.microsoft.com/office/2006/metadata/properties" ma:root="true" ma:fieldsID="f5cd93c5e221519b9b0b4981d98a568c" ns1:_="" ns2:_="" ns3:_="">
     <xsd:import namespace="http://schemas.microsoft.com/sharepoint/v3"/>
@@ -8253,29 +8070,27 @@
 </ct:contentTypeSchema>
 </file>
 
-<file path=customXml/item2.xml><?xml version="1.0" encoding="utf-8"?>
-<?mso-contentType ?>
-<FormTemplates xmlns="http://schemas.microsoft.com/sharepoint/v3/contenttype/forms">
-  <Display>DocumentLibraryForm</Display>
-  <Edit>DocumentLibraryForm</Edit>
-  <New>DocumentLibraryForm</New>
-</FormTemplates>
+<file path=customXml/itemProps1.xml><?xml version="1.0" encoding="utf-8"?>
+<ds:datastoreItem xmlns:ds="http://schemas.openxmlformats.org/officeDocument/2006/customXml" ds:itemID="{451C2406-06F5-4301-9967-C40BCABE7AD8}">
+  <ds:schemaRefs>
+    <ds:schemaRef ds:uri="http://schemas.microsoft.com/office/2006/metadata/properties"/>
+    <ds:schemaRef ds:uri="http://schemas.microsoft.com/office/infopath/2007/PartnerControls"/>
+    <ds:schemaRef ds:uri="http://schemas.microsoft.com/sharepoint/v3"/>
+    <ds:schemaRef ds:uri="b7fad248-bdcd-4271-9916-809a465982f7"/>
+    <ds:schemaRef ds:uri="02435ef8-874b-49fb-b034-023fbc1b0e17"/>
+  </ds:schemaRefs>
+</ds:datastoreItem>
 </file>
 
-<file path=customXml/item3.xml><?xml version="1.0" encoding="utf-8"?>
-<p:properties xmlns:p="http://schemas.microsoft.com/office/2006/metadata/properties" xmlns:xsi="http://www.w3.org/2001/XMLSchema-instance" xmlns:pc="http://schemas.microsoft.com/office/infopath/2007/PartnerControls">
-  <documentManagement>
-    <_ip_UnifiedCompliancePolicyUIAction xmlns="http://schemas.microsoft.com/sharepoint/v3" xsi:nil="true"/>
-    <lcf76f155ced4ddcb4097134ff3c332f xmlns="b7fad248-bdcd-4271-9916-809a465982f7">
-      <Terms xmlns="http://schemas.microsoft.com/office/infopath/2007/PartnerControls"/>
-    </lcf76f155ced4ddcb4097134ff3c332f>
-    <_ip_UnifiedCompliancePolicyProperties xmlns="http://schemas.microsoft.com/sharepoint/v3" xsi:nil="true"/>
-    <TaxCatchAll xmlns="02435ef8-874b-49fb-b034-023fbc1b0e17" xsi:nil="true"/>
-  </documentManagement>
-</p:properties>
+<file path=customXml/itemProps2.xml><?xml version="1.0" encoding="utf-8"?>
+<ds:datastoreItem xmlns:ds="http://schemas.openxmlformats.org/officeDocument/2006/customXml" ds:itemID="{891417BF-93F5-4F68-A276-BE80032FE8B6}">
+  <ds:schemaRefs>
+    <ds:schemaRef ds:uri="http://schemas.microsoft.com/sharepoint/v3/contenttype/forms"/>
+  </ds:schemaRefs>
+</ds:datastoreItem>
 </file>
 
-<file path=customXml/itemProps1.xml><?xml version="1.0" encoding="utf-8"?>
+<file path=customXml/itemProps3.xml><?xml version="1.0" encoding="utf-8"?>
 <ds:datastoreItem xmlns:ds="http://schemas.openxmlformats.org/officeDocument/2006/customXml" ds:itemID="{C936C116-FB31-4FEA-9B17-D53394B2065A}">
   <ds:schemaRefs>
     <ds:schemaRef ds:uri="http://schemas.microsoft.com/office/2006/metadata/contentType"/>
@@ -8293,24 +8108,4 @@
     <ds:schemaRef ds:uri="http://schemas.microsoft.com/internal/obd"/>
   </ds:schemaRefs>
 </ds:datastoreItem>
-</file>
-
-<file path=customXml/itemProps2.xml><?xml version="1.0" encoding="utf-8"?>
-<ds:datastoreItem xmlns:ds="http://schemas.openxmlformats.org/officeDocument/2006/customXml" ds:itemID="{891417BF-93F5-4F68-A276-BE80032FE8B6}">
-  <ds:schemaRefs>
-    <ds:schemaRef ds:uri="http://schemas.microsoft.com/sharepoint/v3/contenttype/forms"/>
-  </ds:schemaRefs>
-</ds:datastoreItem>
-</file>
-
-<file path=customXml/itemProps3.xml><?xml version="1.0" encoding="utf-8"?>
-<ds:datastoreItem xmlns:ds="http://schemas.openxmlformats.org/officeDocument/2006/customXml" ds:itemID="{451C2406-06F5-4301-9967-C40BCABE7AD8}">
-  <ds:schemaRefs>
-    <ds:schemaRef ds:uri="http://schemas.microsoft.com/office/2006/metadata/properties"/>
-    <ds:schemaRef ds:uri="http://schemas.microsoft.com/office/infopath/2007/PartnerControls"/>
-    <ds:schemaRef ds:uri="http://schemas.microsoft.com/sharepoint/v3"/>
-    <ds:schemaRef ds:uri="b7fad248-bdcd-4271-9916-809a465982f7"/>
-    <ds:schemaRef ds:uri="02435ef8-874b-49fb-b034-023fbc1b0e17"/>
-  </ds:schemaRefs>
-</ds:datastoreItem>
 </file>
--- a/Docs/DCITP1A04_Group4_Zach_reflection.docx
+++ b/Docs/DCITP1A04_Group4_Zach_reflection.docx
@@ -174,6 +174,7 @@
       <w:r>
         <w:tab/>
       </w:r>
+      <w:proofErr w:type="gramStart"/>
       <w:r>
         <w:rPr>
           <w:b/>
@@ -193,7 +194,15 @@
           <w:b/>
           <w:bCs/>
         </w:rPr>
-        <w:t>No:</w:t>
+        <w:t>No</w:t>
+      </w:r>
+      <w:proofErr w:type="gramEnd"/>
+      <w:r>
+        <w:rPr>
+          <w:b/>
+          <w:bCs/>
+        </w:rPr>
+        <w:t>:</w:t>
       </w:r>
       <w:r>
         <w:rPr>
@@ -251,6 +260,7 @@
           <w:szCs w:val="32"/>
         </w:rPr>
       </w:pPr>
+      <w:proofErr w:type="gramStart"/>
       <w:r>
         <w:rPr>
           <w:b/>
@@ -260,6 +270,7 @@
         </w:rPr>
         <w:t>Objective :</w:t>
       </w:r>
+      <w:proofErr w:type="gramEnd"/>
     </w:p>
     <w:p>
       <w:pPr>
@@ -301,7 +312,23 @@
           <w:i/>
           <w:iCs/>
         </w:rPr>
-        <w:t xml:space="preserve">critically analyze your CA2 project decisions, technical issues, and your responsible use of AI tools. </w:t>
+        <w:t xml:space="preserve">critically </w:t>
+      </w:r>
+      <w:proofErr w:type="spellStart"/>
+      <w:r>
+        <w:rPr>
+          <w:i/>
+          <w:iCs/>
+        </w:rPr>
+        <w:t>analyze</w:t>
+      </w:r>
+      <w:proofErr w:type="spellEnd"/>
+      <w:r>
+        <w:rPr>
+          <w:i/>
+          <w:iCs/>
+        </w:rPr>
+        <w:t xml:space="preserve"> your CA2 project decisions, technical issues, and your responsible use of AI tools. </w:t>
       </w:r>
       <w:r>
         <w:rPr>
@@ -383,7 +410,23 @@
           <w:i/>
           <w:iCs/>
         </w:rPr>
-        <w:t xml:space="preserve">Total word count : </w:t>
+        <w:t xml:space="preserve">Total word </w:t>
+      </w:r>
+      <w:proofErr w:type="gramStart"/>
+      <w:r>
+        <w:rPr>
+          <w:i/>
+          <w:iCs/>
+        </w:rPr>
+        <w:t>count :</w:t>
+      </w:r>
+      <w:proofErr w:type="gramEnd"/>
+      <w:r>
+        <w:rPr>
+          <w:i/>
+          <w:iCs/>
+        </w:rPr>
+        <w:t xml:space="preserve"> </w:t>
       </w:r>
       <w:r>
         <w:rPr>
@@ -538,8 +581,17 @@
           <w:i/>
           <w:iCs/>
         </w:rPr>
-        <w:t xml:space="preserve"> BrightSpace</w:t>
-      </w:r>
+        <w:t xml:space="preserve"> </w:t>
+      </w:r>
+      <w:proofErr w:type="spellStart"/>
+      <w:r>
+        <w:rPr>
+          <w:i/>
+          <w:iCs/>
+        </w:rPr>
+        <w:t>BrightSpace</w:t>
+      </w:r>
+      <w:proofErr w:type="spellEnd"/>
       <w:r>
         <w:rPr>
           <w:i/>
@@ -583,7 +635,23 @@
           <w:i/>
           <w:iCs/>
         </w:rPr>
-        <w:t xml:space="preserve"> (available in BrightSpace)</w:t>
+        <w:t xml:space="preserve"> (available in </w:t>
+      </w:r>
+      <w:proofErr w:type="spellStart"/>
+      <w:r>
+        <w:rPr>
+          <w:i/>
+          <w:iCs/>
+        </w:rPr>
+        <w:t>BrightSpace</w:t>
+      </w:r>
+      <w:proofErr w:type="spellEnd"/>
+      <w:r>
+        <w:rPr>
+          <w:i/>
+          <w:iCs/>
+        </w:rPr>
+        <w:t>)</w:t>
       </w:r>
       <w:r>
         <w:rPr>
@@ -755,7 +823,33 @@
           <w:lang w:eastAsia="zh-CN"/>
           <w14:ligatures w14:val="none"/>
         </w:rPr>
-        <w:t>what impact do they cause e.g on</w:t>
+        <w:t xml:space="preserve">what impact do they cause </w:t>
+      </w:r>
+      <w:proofErr w:type="spellStart"/>
+      <w:r>
+        <w:rPr>
+          <w:rFonts w:eastAsia="Times New Roman" w:cs="Arial"/>
+          <w:i/>
+          <w:iCs/>
+          <w:color w:val="0070C0"/>
+          <w:kern w:val="0"/>
+          <w:lang w:eastAsia="zh-CN"/>
+          <w14:ligatures w14:val="none"/>
+        </w:rPr>
+        <w:t>e.g</w:t>
+      </w:r>
+      <w:proofErr w:type="spellEnd"/>
+      <w:r>
+        <w:rPr>
+          <w:rFonts w:eastAsia="Times New Roman" w:cs="Arial"/>
+          <w:i/>
+          <w:iCs/>
+          <w:color w:val="0070C0"/>
+          <w:kern w:val="0"/>
+          <w:lang w:eastAsia="zh-CN"/>
+          <w14:ligatures w14:val="none"/>
+        </w:rPr>
+        <w:t xml:space="preserve"> on</w:t>
       </w:r>
       <w:r>
         <w:rPr>
@@ -821,6 +915,7 @@
           <w:color w:val="0070C0"/>
         </w:rPr>
       </w:pPr>
+      <w:proofErr w:type="spellStart"/>
       <w:r>
         <w:rPr>
           <w:i/>
@@ -839,7 +934,20 @@
           <w:lang w:eastAsia="zh-CN"/>
           <w14:ligatures w14:val="none"/>
         </w:rPr>
-        <w:t>nalyze the trade-offs between using a front-end styling framework (e.g., Bootstrap/Tailwind) and writing custom CSS in your project. How did your choice affect the efficiency, design flexibility, or maintainability of your website?</w:t>
+        <w:t>nalyze</w:t>
+      </w:r>
+      <w:proofErr w:type="spellEnd"/>
+      <w:r>
+        <w:rPr>
+          <w:rFonts w:eastAsia="Times New Roman" w:cs="Arial"/>
+          <w:i/>
+          <w:iCs/>
+          <w:color w:val="0070C0"/>
+          <w:kern w:val="0"/>
+          <w:lang w:eastAsia="zh-CN"/>
+          <w14:ligatures w14:val="none"/>
+        </w:rPr>
+        <w:t xml:space="preserve"> the trade-offs between using a front-end styling framework (e.g., Bootstrap/Tailwind) and writing custom CSS in your project. How did your choice affect the efficiency, design flexibility, or maintainability of your website?</w:t>
       </w:r>
     </w:p>
     <w:p>
@@ -990,7 +1098,15 @@
               </w:rPr>
             </w:pPr>
             <w:r>
-              <w:t>The biggest change to our original plan was to reorganise the website from 12 different html pages into four main categories: Home, About, Workout, and Fitness Activity. The website structure has been changed to be more organised and easier for users to navigate. It brings together related pages instead of giving users too many separate navigation options, for a clearer and more manageable user experience. It also provides the site with a more cohesive feel, and makes it easier to navigate.</w:t>
+              <w:t xml:space="preserve">The biggest change to our original plan was to reorganise the website from 12 different html pages into four main categories: Home, About, Workout, and Fitness Activity. The website structure has been changed to be more organised and easier for users to navigate. It brings together related pages instead of giving users too many separate navigation options, for a clearer and more manageable user experience. It also provides the site with a more cohesive </w:t>
+            </w:r>
+            <w:proofErr w:type="gramStart"/>
+            <w:r>
+              <w:t>feel, and</w:t>
+            </w:r>
+            <w:proofErr w:type="gramEnd"/>
+            <w:r>
+              <w:t xml:space="preserve"> makes it easier to navigate.</w:t>
             </w:r>
             <w:r>
               <w:br/>
@@ -1006,7 +1122,49 @@
               <w:rPr>
                 <w:lang w:val="en-US"/>
               </w:rPr>
-              <w:t>Another big change was more interactive features. The Workout section includes an interactive schedule table with checkboxes to mark completion and a “Print Schedule” button for a 7-day schedule. Users can create, update, customise and reset their weekly workout schedule. Each workout page also features a quiz, which helps keep the content engaging and allows users to test their understanding. The Fitness Activity page was further expanded to a gamified fitness challenge using JavaScript where users earn XP by completing healthy activities. you might trade some XP for FitPoly Points and possibly get rewards like discounts at campus dining or milestone certificates. These changes encourage active use by providing a more rewarding experience.</w:t>
+              <w:t xml:space="preserve">Another big change was more interactive features. The Workout section includes an interactive schedule table with checkboxes to mark completion and a “Print Schedule” button for a 7-day schedule. Users can create, update, </w:t>
+            </w:r>
+            <w:proofErr w:type="spellStart"/>
+            <w:r>
+              <w:rPr>
+                <w:lang w:val="en-US"/>
+              </w:rPr>
+              <w:t>customise</w:t>
+            </w:r>
+            <w:proofErr w:type="spellEnd"/>
+            <w:r>
+              <w:rPr>
+                <w:lang w:val="en-US"/>
+              </w:rPr>
+              <w:t xml:space="preserve"> and reset their weekly workout schedule. Each workout page also features a quiz, which helps keep the content engaging and allows users to test their understanding. The Fitness Activity page was further expanded to a gamified fitness challenge using JavaScript where users earn XP by completing healthy activities. </w:t>
+            </w:r>
+            <w:proofErr w:type="gramStart"/>
+            <w:r>
+              <w:rPr>
+                <w:lang w:val="en-US"/>
+              </w:rPr>
+              <w:t>you</w:t>
+            </w:r>
+            <w:proofErr w:type="gramEnd"/>
+            <w:r>
+              <w:rPr>
+                <w:lang w:val="en-US"/>
+              </w:rPr>
+              <w:t xml:space="preserve"> might trade some XP for </w:t>
+            </w:r>
+            <w:proofErr w:type="spellStart"/>
+            <w:r>
+              <w:rPr>
+                <w:lang w:val="en-US"/>
+              </w:rPr>
+              <w:t>FitPoly</w:t>
+            </w:r>
+            <w:proofErr w:type="spellEnd"/>
+            <w:r>
+              <w:rPr>
+                <w:lang w:val="en-US"/>
+              </w:rPr>
+              <w:t xml:space="preserve"> Points and possibly get rewards like discounts at campus dining or milestone certificates. These changes encourage active use by providing a more rewarding experience.</w:t>
             </w:r>
           </w:p>
           <w:p>
@@ -1038,7 +1196,63 @@
               <w:rPr>
                 <w:lang w:val="en-US"/>
               </w:rPr>
-              <w:t>I would have used a front-end framework like Bootstrap to speed up the development process. Bootstrap provides pre-built components and responsive grid layouts. But the team would have more freedom to customise the look and feel of the website, and could make it more distinctive using custom CSS. I didn't have to do the CSS so I mostly worked on the structure and making the site interactive. In conclusion, our design choices resulted in a more personalised, interactive website, but the complexity of JavaScript made the project more difficult to build and maintain.</w:t>
+              <w:t xml:space="preserve">I would have used a front-end framework like Bootstrap to speed up the development process. Bootstrap provides pre-built components and responsive grid layouts. But the team would have more freedom to </w:t>
+            </w:r>
+            <w:proofErr w:type="spellStart"/>
+            <w:r>
+              <w:rPr>
+                <w:lang w:val="en-US"/>
+              </w:rPr>
+              <w:t>customise</w:t>
+            </w:r>
+            <w:proofErr w:type="spellEnd"/>
+            <w:r>
+              <w:rPr>
+                <w:lang w:val="en-US"/>
+              </w:rPr>
+              <w:t xml:space="preserve"> the look and feel of the </w:t>
+            </w:r>
+            <w:proofErr w:type="gramStart"/>
+            <w:r>
+              <w:rPr>
+                <w:lang w:val="en-US"/>
+              </w:rPr>
+              <w:t>website, and</w:t>
+            </w:r>
+            <w:proofErr w:type="gramEnd"/>
+            <w:r>
+              <w:rPr>
+                <w:lang w:val="en-US"/>
+              </w:rPr>
+              <w:t xml:space="preserve"> could make it more distinctive using custom CSS. I didn't have to do the </w:t>
+            </w:r>
+            <w:proofErr w:type="gramStart"/>
+            <w:r>
+              <w:rPr>
+                <w:lang w:val="en-US"/>
+              </w:rPr>
+              <w:t>CSS</w:t>
+            </w:r>
+            <w:proofErr w:type="gramEnd"/>
+            <w:r>
+              <w:rPr>
+                <w:lang w:val="en-US"/>
+              </w:rPr>
+              <w:t xml:space="preserve"> so I mostly worked on the structure and making the site interactive. In conclusion, our design choices resulted in a more </w:t>
+            </w:r>
+            <w:proofErr w:type="spellStart"/>
+            <w:r>
+              <w:rPr>
+                <w:lang w:val="en-US"/>
+              </w:rPr>
+              <w:t>personalised</w:t>
+            </w:r>
+            <w:proofErr w:type="spellEnd"/>
+            <w:r>
+              <w:rPr>
+                <w:lang w:val="en-US"/>
+              </w:rPr>
+              <w:t>, interactive website, but the complexity of JavaScript made the project more difficult to build and maintain.</w:t>
             </w:r>
           </w:p>
           <w:p>
@@ -1221,7 +1435,33 @@
           <w:lang w:eastAsia="zh-CN"/>
           <w14:ligatures w14:val="none"/>
         </w:rPr>
-        <w:t>what impact do they cause e.g on</w:t>
+        <w:t xml:space="preserve">what impact do they cause </w:t>
+      </w:r>
+      <w:proofErr w:type="spellStart"/>
+      <w:r>
+        <w:rPr>
+          <w:rFonts w:eastAsia="Times New Roman" w:cs="Arial"/>
+          <w:i/>
+          <w:iCs/>
+          <w:color w:val="0070C0"/>
+          <w:kern w:val="0"/>
+          <w:lang w:eastAsia="zh-CN"/>
+          <w14:ligatures w14:val="none"/>
+        </w:rPr>
+        <w:t>e.g</w:t>
+      </w:r>
+      <w:proofErr w:type="spellEnd"/>
+      <w:r>
+        <w:rPr>
+          <w:rFonts w:eastAsia="Times New Roman" w:cs="Arial"/>
+          <w:i/>
+          <w:iCs/>
+          <w:color w:val="0070C0"/>
+          <w:kern w:val="0"/>
+          <w:lang w:eastAsia="zh-CN"/>
+          <w14:ligatures w14:val="none"/>
+        </w:rPr>
+        <w:t xml:space="preserve"> on</w:t>
       </w:r>
       <w:r>
         <w:rPr>
@@ -1498,6 +1738,57 @@
               <w:pStyle w:val="ListParagraph"/>
               <w:ind w:left="0"/>
             </w:pPr>
+            <w:r>
+              <w:t xml:space="preserve">The only changes I have made is to use JavaScript </w:t>
+            </w:r>
+            <w:r>
+              <w:t xml:space="preserve">as my navigation bar dropdown list. Since we have 12 pages, it will </w:t>
+            </w:r>
+            <w:r>
+              <w:t>have some convenient for user having to scroll all the way to right to find the page they are interested to access.</w:t>
+            </w:r>
+            <w:r>
+              <w:t xml:space="preserve"> </w:t>
+            </w:r>
+          </w:p>
+          <w:p>
+            <w:pPr>
+              <w:pStyle w:val="ListParagraph"/>
+              <w:ind w:left="0"/>
+            </w:pPr>
+            <w:r>
+              <w:t xml:space="preserve">I have also </w:t>
+            </w:r>
+            <w:r>
+              <w:t xml:space="preserve">added </w:t>
+            </w:r>
+            <w:r>
+              <w:t>motivation quotes</w:t>
+            </w:r>
+            <w:r>
+              <w:t xml:space="preserve"> </w:t>
+            </w:r>
+            <w:r>
+              <w:t xml:space="preserve">to the </w:t>
+            </w:r>
+            <w:r>
+              <w:t>footer</w:t>
+            </w:r>
+            <w:r>
+              <w:t xml:space="preserve"> </w:t>
+            </w:r>
+            <w:r>
+              <w:t>to help encourage students/users</w:t>
+            </w:r>
+            <w:r>
+              <w:t xml:space="preserve"> </w:t>
+            </w:r>
+            <w:r>
+              <w:t xml:space="preserve">to start exercising </w:t>
+            </w:r>
+            <w:r>
+              <w:t>now or more frequently.</w:t>
+            </w:r>
           </w:p>
           <w:p>
             <w:pPr>
@@ -1510,36 +1801,455 @@
               <w:pStyle w:val="ListParagraph"/>
               <w:ind w:left="0"/>
             </w:pPr>
+            <w:r>
+              <w:t>Here are the main JS features I have added dropdown text</w:t>
+            </w:r>
+            <w:r>
+              <w:t xml:space="preserve"> and items for main navigation bar</w:t>
+            </w:r>
+            <w:r>
+              <w:t xml:space="preserve">, </w:t>
+            </w:r>
+            <w:r>
+              <w:t xml:space="preserve">view all </w:t>
+            </w:r>
+            <w:r>
+              <w:t>beginner workout b</w:t>
+            </w:r>
+            <w:r>
+              <w:t xml:space="preserve">utton </w:t>
+            </w:r>
+            <w:r>
+              <w:t>and</w:t>
+            </w:r>
+            <w:r>
+              <w:t xml:space="preserve"> the validation form.</w:t>
+            </w:r>
           </w:p>
           <w:p>
             <w:pPr>
-              <w:pStyle w:val="ListParagraph"/>
-              <w:ind w:left="0"/>
+              <w:rPr>
+                <w:lang w:val="en-US"/>
+              </w:rPr>
+            </w:pPr>
+            <w:r>
+              <w:t>Fir</w:t>
+            </w:r>
+            <w:r>
+              <w:t xml:space="preserve">st, is the dropdown </w:t>
+            </w:r>
+            <w:r>
+              <w:t>I mentioned earlier which uses</w:t>
+            </w:r>
+            <w:r>
+              <w:t xml:space="preserve"> </w:t>
+            </w:r>
+            <w:r>
+              <w:t>s</w:t>
+            </w:r>
+            <w:r>
+              <w:t xml:space="preserve">mart Parent Highlighting: If the active page is inside a dropdown menu (e.g., Strength Training under Workouts), it also highlights the parent menu </w:t>
+            </w:r>
+            <w:proofErr w:type="gramStart"/>
+            <w:r>
+              <w:t>label</w:t>
+            </w:r>
+            <w:proofErr w:type="gramEnd"/>
+            <w:r>
+              <w:t xml:space="preserve"> so users always know which main section they are visiting.</w:t>
+            </w:r>
+            <w:r>
+              <w:t xml:space="preserve"> Additionally, it uses a </w:t>
+            </w:r>
+            <w:proofErr w:type="spellStart"/>
+            <w:proofErr w:type="gramStart"/>
+            <w:r>
+              <w:rPr>
+                <w:lang w:val="en-US"/>
+              </w:rPr>
+              <w:t>document.addEventListener</w:t>
+            </w:r>
+            <w:proofErr w:type="spellEnd"/>
+            <w:proofErr w:type="gramEnd"/>
+            <w:r>
+              <w:rPr>
+                <w:lang w:val="en-US"/>
+              </w:rPr>
+              <w:t xml:space="preserve"> t</w:t>
+            </w:r>
+            <w:r>
+              <w:rPr>
+                <w:lang w:val="en-US"/>
+              </w:rPr>
+              <w:t xml:space="preserve">o hear clicks </w:t>
+            </w:r>
+            <w:r>
+              <w:rPr>
+                <w:lang w:val="en-US"/>
+              </w:rPr>
+              <w:t xml:space="preserve">anywhere on </w:t>
+            </w:r>
+            <w:r>
+              <w:rPr>
+                <w:lang w:val="en-US"/>
+              </w:rPr>
+              <w:t>the page</w:t>
+            </w:r>
+            <w:r>
+              <w:rPr>
+                <w:lang w:val="en-US"/>
+              </w:rPr>
+              <w:t xml:space="preserve"> </w:t>
+            </w:r>
+            <w:proofErr w:type="gramStart"/>
+            <w:r>
+              <w:rPr>
+                <w:lang w:val="en-US"/>
+              </w:rPr>
+              <w:t>and also</w:t>
+            </w:r>
+            <w:proofErr w:type="gramEnd"/>
+            <w:r>
+              <w:rPr>
+                <w:lang w:val="en-US"/>
+              </w:rPr>
+              <w:t xml:space="preserve"> automatically close dropdown list when the user mouse is outside of the navigation bar</w:t>
+            </w:r>
+            <w:r>
+              <w:rPr>
+                <w:lang w:val="en-US"/>
+              </w:rPr>
+              <w:t>.</w:t>
+            </w:r>
+            <w:r>
+              <w:rPr>
+                <w:lang w:val="en-US"/>
+              </w:rPr>
+              <w:t xml:space="preserve"> On top of that to make it more user friendly I added key binds to the dropdown list </w:t>
+            </w:r>
+            <w:r>
+              <w:rPr>
+                <w:lang w:val="en-US"/>
+              </w:rPr>
+              <w:t>such as</w:t>
+            </w:r>
+            <w:r>
+              <w:rPr>
+                <w:lang w:val="en-US"/>
+              </w:rPr>
+              <w:t xml:space="preserve"> ta</w:t>
+            </w:r>
+            <w:proofErr w:type="spellStart"/>
+            <w:r>
+              <w:rPr>
+                <w:lang w:val="en-US"/>
+              </w:rPr>
+              <w:t>bindex</w:t>
+            </w:r>
+            <w:proofErr w:type="spellEnd"/>
+            <w:r>
+              <w:rPr>
+                <w:lang w:val="en-US"/>
+              </w:rPr>
+              <w:t xml:space="preserve">="0", role="button", and a </w:t>
+            </w:r>
+            <w:proofErr w:type="spellStart"/>
+            <w:r>
+              <w:rPr>
+                <w:lang w:val="en-US"/>
+              </w:rPr>
+              <w:t>keydown</w:t>
+            </w:r>
+            <w:proofErr w:type="spellEnd"/>
+            <w:r>
+              <w:rPr>
+                <w:lang w:val="en-US"/>
+              </w:rPr>
+              <w:t xml:space="preserve"> </w:t>
+            </w:r>
+            <w:r>
+              <w:rPr>
+                <w:lang w:val="en-US"/>
+              </w:rPr>
+              <w:t xml:space="preserve">listener </w:t>
+            </w:r>
+            <w:r>
+              <w:rPr>
+                <w:lang w:val="en-US"/>
+              </w:rPr>
+              <w:t>so</w:t>
+            </w:r>
+            <w:r>
+              <w:t xml:space="preserve"> screen readers and Tab key navigation treat the element like a button</w:t>
+            </w:r>
+            <w:r>
+              <w:t xml:space="preserve"> </w:t>
+            </w:r>
+            <w:proofErr w:type="gramStart"/>
+            <w:r>
+              <w:t xml:space="preserve">and </w:t>
+            </w:r>
+            <w:r>
+              <w:t xml:space="preserve"> Enter</w:t>
+            </w:r>
+            <w:proofErr w:type="gramEnd"/>
+            <w:r>
+              <w:t xml:space="preserve"> and Space key presses to toggle dropdown states (aria-expanded and open classes) dynamically.</w:t>
+            </w:r>
+            <w:r>
+              <w:t xml:space="preserve"> </w:t>
+            </w:r>
+            <w:r>
+              <w:rPr>
+                <w:lang w:val="en-US"/>
+              </w:rPr>
+              <w:t xml:space="preserve">Secondly, I added </w:t>
+            </w:r>
+            <w:r>
+              <w:rPr>
+                <w:lang w:val="en-US"/>
+              </w:rPr>
+              <w:t xml:space="preserve">a </w:t>
+            </w:r>
+            <w:proofErr w:type="spellStart"/>
+            <w:r>
+              <w:rPr>
+                <w:lang w:val="en-US"/>
+              </w:rPr>
+              <w:t>btn</w:t>
+            </w:r>
+            <w:proofErr w:type="spellEnd"/>
+            <w:r>
+              <w:rPr>
+                <w:lang w:val="en-US"/>
+              </w:rPr>
+              <w:t xml:space="preserve"> to view all beg </w:t>
+            </w:r>
+            <w:proofErr w:type="gramStart"/>
+            <w:r>
+              <w:rPr>
+                <w:lang w:val="en-US"/>
+              </w:rPr>
+              <w:t>workout ,</w:t>
+            </w:r>
+            <w:proofErr w:type="gramEnd"/>
+            <w:r>
+              <w:rPr>
+                <w:lang w:val="en-US"/>
+              </w:rPr>
+              <w:t xml:space="preserve"> what it does is </w:t>
+            </w:r>
+            <w:r>
+              <w:rPr>
+                <w:lang w:val="en-US"/>
+              </w:rPr>
+              <w:t>it shows only the first 3 workout but is the user decision whether to expand or collapse the</w:t>
+            </w:r>
+            <w:r>
+              <w:rPr>
+                <w:lang w:val="en-US"/>
+              </w:rPr>
+              <w:t xml:space="preserve"> </w:t>
+            </w:r>
+            <w:r>
+              <w:rPr>
+                <w:lang w:val="en-US"/>
+              </w:rPr>
+              <w:t>workout grid</w:t>
+            </w:r>
+            <w:r>
+              <w:rPr>
+                <w:lang w:val="en-US"/>
+              </w:rPr>
+              <w:t xml:space="preserve">, to the page more </w:t>
+            </w:r>
+            <w:proofErr w:type="spellStart"/>
+            <w:r>
+              <w:rPr>
+                <w:lang w:val="en-US"/>
+              </w:rPr>
+              <w:t>minimist</w:t>
+            </w:r>
+            <w:proofErr w:type="spellEnd"/>
+            <w:r>
+              <w:rPr>
+                <w:lang w:val="en-US"/>
+              </w:rPr>
+              <w:t xml:space="preserve"> and clean.</w:t>
+            </w:r>
+          </w:p>
+          <w:p>
+            <w:pPr>
+              <w:rPr>
+                <w:lang w:val="en-US"/>
+              </w:rPr>
+            </w:pPr>
+            <w:r>
+              <w:rPr>
+                <w:lang w:val="en-US"/>
+              </w:rPr>
+              <w:t xml:space="preserve"> Lastly, the form </w:t>
+            </w:r>
+            <w:r>
+              <w:rPr>
+                <w:lang w:val="en-US"/>
+              </w:rPr>
+              <w:t>validation,</w:t>
+            </w:r>
+            <w:r>
+              <w:rPr>
+                <w:lang w:val="en-US"/>
+              </w:rPr>
+              <w:t xml:space="preserve"> I have added 5 man</w:t>
+            </w:r>
+            <w:r>
+              <w:rPr>
+                <w:lang w:val="en-US"/>
+              </w:rPr>
+              <w:t>datory inputs</w:t>
+            </w:r>
+            <w:r>
+              <w:rPr>
+                <w:lang w:val="en-US"/>
+              </w:rPr>
+              <w:t xml:space="preserve"> before they can </w:t>
+            </w:r>
+            <w:r>
+              <w:rPr>
+                <w:lang w:val="en-US"/>
+              </w:rPr>
+              <w:t>submit use</w:t>
+            </w:r>
+            <w:r>
+              <w:rPr>
+                <w:lang w:val="en-US"/>
+              </w:rPr>
+              <w:t xml:space="preserve"> have to fill in</w:t>
+            </w:r>
+            <w:r>
+              <w:rPr>
+                <w:lang w:val="en-US"/>
+              </w:rPr>
+              <w:t xml:space="preserve"> which are name, email, phone number, topic and message respectively. To be more specific </w:t>
+            </w:r>
+            <w:r>
+              <w:rPr>
+                <w:lang w:val="en-US"/>
+              </w:rPr>
+              <w:t>input</w:t>
+            </w:r>
+            <w:r>
+              <w:rPr>
+                <w:lang w:val="en-US"/>
+              </w:rPr>
+              <w:t>s</w:t>
+            </w:r>
+            <w:r>
+              <w:rPr>
+                <w:lang w:val="en-US"/>
+              </w:rPr>
+              <w:t xml:space="preserve"> such </w:t>
+            </w:r>
+            <w:r>
+              <w:rPr>
+                <w:lang w:val="en-US"/>
+              </w:rPr>
+              <w:t>as phone</w:t>
+            </w:r>
+            <w:r>
+              <w:rPr>
+                <w:lang w:val="en-US"/>
+              </w:rPr>
+              <w:t xml:space="preserve"> number and topic</w:t>
+            </w:r>
+            <w:r>
+              <w:rPr>
+                <w:lang w:val="en-US"/>
+              </w:rPr>
+              <w:t xml:space="preserve">, users can select an option they want to answer </w:t>
+            </w:r>
+            <w:r>
+              <w:rPr>
+                <w:lang w:val="en-US"/>
+              </w:rPr>
+              <w:t xml:space="preserve">or choose.  </w:t>
+            </w:r>
+            <w:r>
+              <w:rPr>
+                <w:lang w:val="en-US"/>
+              </w:rPr>
+              <w:t>I have added a few more JS IF/ELSE logic where user phone number and email must</w:t>
+            </w:r>
+            <w:r>
+              <w:rPr>
+                <w:lang w:val="en-US"/>
+              </w:rPr>
+              <w:t xml:space="preserve"> contain that string or </w:t>
+            </w:r>
+            <w:proofErr w:type="spellStart"/>
+            <w:proofErr w:type="gramStart"/>
+            <w:r>
+              <w:rPr>
+                <w:lang w:val="en-US"/>
+              </w:rPr>
+              <w:t>string.length</w:t>
+            </w:r>
+            <w:proofErr w:type="spellEnd"/>
+            <w:proofErr w:type="gramEnd"/>
+            <w:r>
+              <w:rPr>
+                <w:lang w:val="en-US"/>
+              </w:rPr>
+              <w:t xml:space="preserve"> </w:t>
+            </w:r>
+            <w:proofErr w:type="gramStart"/>
+            <w:r>
+              <w:rPr>
+                <w:lang w:val="en-US"/>
+              </w:rPr>
+              <w:t>in order for</w:t>
+            </w:r>
+            <w:proofErr w:type="gramEnd"/>
+            <w:r>
+              <w:rPr>
+                <w:lang w:val="en-US"/>
+              </w:rPr>
+              <w:t xml:space="preserve"> the form to be valid.</w:t>
+            </w:r>
+          </w:p>
+          <w:p>
+            <w:pPr>
+              <w:rPr>
+                <w:lang w:val="en-US"/>
+              </w:rPr>
             </w:pPr>
           </w:p>
           <w:p>
             <w:pPr>
-              <w:pStyle w:val="ListParagraph"/>
-              <w:ind w:left="0"/>
+              <w:rPr>
+                <w:lang w:val="en-US"/>
+              </w:rPr>
             </w:pPr>
           </w:p>
           <w:p>
             <w:pPr>
-              <w:pStyle w:val="ListParagraph"/>
-              <w:ind w:left="0"/>
+              <w:rPr>
+                <w:lang w:val="en-US"/>
+              </w:rPr>
             </w:pPr>
-          </w:p>
-          <w:p>
-            <w:pPr>
-              <w:pStyle w:val="ListParagraph"/>
-              <w:ind w:left="0"/>
-            </w:pPr>
-          </w:p>
-          <w:p>
-            <w:pPr>
-              <w:pStyle w:val="ListParagraph"/>
-              <w:ind w:left="0"/>
-            </w:pPr>
+            <w:r>
+              <w:t xml:space="preserve">Instead of waiting until the user clicks "Submit" to re-check all the fields and reload the page with error messages, inline validation gives </w:t>
+            </w:r>
+            <w:r>
+              <w:rPr>
+                <w:b/>
+                <w:bCs/>
+              </w:rPr>
+              <w:t>instant feedback</w:t>
+            </w:r>
+            <w:r>
+              <w:t xml:space="preserve"> right next to the input field as the user completes it (e.g., a green checkmark for a valid email address or immediate feedback if a phone number is missing digits).</w:t>
+            </w:r>
           </w:p>
           <w:p>
             <w:pPr>
@@ -1584,6 +2294,7 @@
           <w:sz w:val="32"/>
           <w:szCs w:val="32"/>
         </w:rPr>
+        <w:lastRenderedPageBreak/>
         <w:t>Part 3: Reflection on AI Usage</w:t>
       </w:r>
       <w:r>
@@ -1630,13 +2341,23 @@
           <w:color w:val="0070C0"/>
         </w:rPr>
       </w:pPr>
+      <w:proofErr w:type="spellStart"/>
       <w:r>
         <w:rPr>
           <w:i/>
           <w:iCs/>
           <w:color w:val="0070C0"/>
         </w:rPr>
-        <w:t>Analyze your use of AI during this project: Which specific problem or task did AI help you with, and why did you choose to use AI for it?</w:t>
+        <w:t>Analyze</w:t>
+      </w:r>
+      <w:proofErr w:type="spellEnd"/>
+      <w:r>
+        <w:rPr>
+          <w:i/>
+          <w:iCs/>
+          <w:color w:val="0070C0"/>
+        </w:rPr>
+        <w:t xml:space="preserve"> your use of AI during this project: Which specific problem or task did AI help you with, and why did you choose to use AI for it?</w:t>
       </w:r>
     </w:p>
     <w:p>
@@ -1670,6 +2391,11 @@
           <w:color w:val="0070C0"/>
         </w:rPr>
       </w:pPr>
+    </w:p>
+    <w:p>
+      <w:r>
+        <w:br w:type="page"/>
+      </w:r>
     </w:p>
     <w:tbl>
       <w:tblPr>
@@ -1679,7 +2405,7 @@
         <w:tblLook w:val="04A0" w:firstRow="1" w:lastRow="0" w:firstColumn="1" w:lastColumn="0" w:noHBand="0" w:noVBand="1"/>
       </w:tblPr>
       <w:tblGrid>
-        <w:gridCol w:w="9246"/>
+        <w:gridCol w:w="8930"/>
       </w:tblGrid>
       <w:tr>
         <w:tc>
@@ -1702,6 +2428,7 @@
                 <w:sz w:val="20"/>
                 <w:szCs w:val="20"/>
               </w:rPr>
+              <w:lastRenderedPageBreak/>
               <w:t xml:space="preserve">Word Count Suggestion: </w:t>
             </w:r>
             <w:r>
@@ -1770,10 +2497,38 @@
                 <w:tab w:val="left" w:pos="426"/>
               </w:tabs>
               <w:ind w:left="0"/>
-              <w:rPr>
-                <w:b/>
-                <w:bCs/>
-              </w:rPr>
+            </w:pPr>
+            <w:r>
+              <w:t>I confess that I use Canva AI to help generate a template / framework of our website for my 3 pages. Then I use Claudi AI to refine to code because Canva can make good design, but it is horrible for user to copy their code.</w:t>
+            </w:r>
+          </w:p>
+          <w:p>
+            <w:pPr>
+              <w:pStyle w:val="ListParagraph"/>
+              <w:tabs>
+                <w:tab w:val="left" w:pos="426"/>
+              </w:tabs>
+              <w:ind w:left="0"/>
+            </w:pPr>
+            <w:proofErr w:type="spellStart"/>
+            <w:r>
+              <w:t>Morever</w:t>
+            </w:r>
+            <w:proofErr w:type="spellEnd"/>
+            <w:r>
+              <w:t>,</w:t>
+            </w:r>
+            <w:r>
+              <w:t>"Our JavaScript file, zac.js, uses a unified, modular approach that runs safely across multiple pages. It powers essential shared UI elements like accessible navigation dropdowns, interactive flip-cards, and custom component toggles, while also providing page-specific features like dynamic quote cycling and advanced multi-country form validation."</w:t>
+            </w:r>
+          </w:p>
+          <w:p>
+            <w:pPr>
+              <w:pStyle w:val="ListParagraph"/>
+              <w:tabs>
+                <w:tab w:val="left" w:pos="426"/>
+              </w:tabs>
+              <w:ind w:left="0"/>
             </w:pPr>
           </w:p>
           <w:p>
@@ -1783,21 +2538,17 @@
                 <w:tab w:val="left" w:pos="426"/>
               </w:tabs>
               <w:ind w:left="0"/>
+            </w:pPr>
+            <w:r>
               <w:rPr>
                 <w:b/>
                 <w:bCs/>
-              </w:rPr>
-            </w:pPr>
-            <w:r>
-              <w:rPr>
-                <w:b/>
-                <w:bCs/>
-              </w:rPr>
-              <w:lastRenderedPageBreak/>
+                <w:noProof/>
+              </w:rPr>
               <w:drawing>
-                <wp:inline distT="0" distB="0" distL="0" distR="0" wp14:anchorId="02DEE8F7" wp14:editId="3C9C04D4">
-                  <wp:extent cx="5731510" cy="2707640"/>
-                  <wp:effectExtent l="0" t="0" r="2540" b="0"/>
+                <wp:inline distT="0" distB="0" distL="0" distR="0" wp14:anchorId="6B0B1A6E" wp14:editId="2401D045">
+                  <wp:extent cx="2419350" cy="895810"/>
+                  <wp:effectExtent l="0" t="0" r="0" b="0"/>
                   <wp:docPr id="690088559" name="Picture 1"/>
                   <wp:cNvGraphicFramePr>
                     <a:graphicFrameLocks xmlns:a="http://schemas.openxmlformats.org/drawingml/2006/main" noChangeAspect="1"/>
@@ -1818,7 +2569,7 @@
                         <pic:spPr>
                           <a:xfrm>
                             <a:off x="0" y="0"/>
-                            <a:ext cx="5731510" cy="2707640"/>
+                            <a:ext cx="2426640" cy="898509"/>
                           </a:xfrm>
                           <a:prstGeom prst="rect">
                             <a:avLst/>
@@ -1890,6 +2641,462 @@
                 <w:tab w:val="left" w:pos="426"/>
               </w:tabs>
               <w:ind w:left="0"/>
+            </w:pPr>
+            <w:r>
+              <w:t xml:space="preserve">This is one example for </w:t>
+            </w:r>
+            <w:r>
+              <w:t xml:space="preserve">of used the </w:t>
+            </w:r>
+            <w:proofErr w:type="gramStart"/>
+            <w:r>
+              <w:t xml:space="preserve">AI </w:t>
+            </w:r>
+            <w:r>
+              <w:t>.</w:t>
+            </w:r>
+            <w:proofErr w:type="gramEnd"/>
+            <w:r>
+              <w:t xml:space="preserve"> </w:t>
+            </w:r>
+          </w:p>
+          <w:p>
+            <w:pPr>
+              <w:tabs>
+                <w:tab w:val="left" w:pos="426"/>
+              </w:tabs>
+              <w:rPr>
+                <w:lang w:val="en-US"/>
+              </w:rPr>
+            </w:pPr>
+            <w:r>
+              <w:rPr>
+                <w:b/>
+                <w:bCs/>
+                <w:lang w:val="en-US"/>
+              </w:rPr>
+              <w:t xml:space="preserve">      </w:t>
+            </w:r>
+            <w:r>
+              <w:rPr>
+                <w:b/>
+                <w:bCs/>
+                <w:lang w:val="en-US"/>
+              </w:rPr>
+              <w:t>What I changed and why:</w:t>
+            </w:r>
+          </w:p>
+          <w:p>
+            <w:pPr>
+              <w:pStyle w:val="ListParagraph"/>
+              <w:numPr>
+                <w:ilvl w:val="0"/>
+                <w:numId w:val="32"/>
+              </w:numPr>
+              <w:tabs>
+                <w:tab w:val="left" w:pos="426"/>
+              </w:tabs>
+              <w:rPr>
+                <w:lang w:val="en-US"/>
+              </w:rPr>
+            </w:pPr>
+            <w:r>
+              <w:rPr>
+                <w:b/>
+                <w:bCs/>
+                <w:lang w:val="en-US"/>
+              </w:rPr>
+              <w:t>Removed hover-based opening (</w:t>
+            </w:r>
+            <w:proofErr w:type="spellStart"/>
+            <w:r>
+              <w:rPr>
+                <w:b/>
+                <w:bCs/>
+                <w:lang w:val="en-US"/>
+              </w:rPr>
+              <w:t>mouseenter</w:t>
+            </w:r>
+            <w:proofErr w:type="spellEnd"/>
+            <w:r>
+              <w:rPr>
+                <w:b/>
+                <w:bCs/>
+                <w:lang w:val="en-US"/>
+              </w:rPr>
+              <w:t>/</w:t>
+            </w:r>
+            <w:proofErr w:type="spellStart"/>
+            <w:r>
+              <w:rPr>
+                <w:b/>
+                <w:bCs/>
+                <w:lang w:val="en-US"/>
+              </w:rPr>
+              <w:t>mouseleave</w:t>
+            </w:r>
+            <w:proofErr w:type="spellEnd"/>
+            <w:r>
+              <w:rPr>
+                <w:b/>
+                <w:bCs/>
+                <w:lang w:val="en-US"/>
+              </w:rPr>
+              <w:t>).</w:t>
+            </w:r>
+            <w:r>
+              <w:rPr>
+                <w:lang w:val="en-US"/>
+              </w:rPr>
+              <w:t xml:space="preserve"> The AI's version opened dropdown menus on hover for desktop users. This </w:t>
+            </w:r>
+            <w:proofErr w:type="gramStart"/>
+            <w:r>
+              <w:rPr>
+                <w:lang w:val="en-US"/>
+              </w:rPr>
+              <w:t>actually caused</w:t>
+            </w:r>
+            <w:proofErr w:type="gramEnd"/>
+            <w:r>
+              <w:rPr>
+                <w:lang w:val="en-US"/>
+              </w:rPr>
+              <w:t xml:space="preserve"> a real bug on my site: because the dropdown menus were wider than the gaps between nav items, their invisible boxes overlapped on screen, and </w:t>
+            </w:r>
+            <w:proofErr w:type="gramStart"/>
+            <w:r>
+              <w:rPr>
+                <w:lang w:val="en-US"/>
+              </w:rPr>
+              <w:t>CSS's :hover</w:t>
+            </w:r>
+            <w:proofErr w:type="gramEnd"/>
+            <w:r>
+              <w:rPr>
+                <w:lang w:val="en-US"/>
+              </w:rPr>
+              <w:t>-adjacent logic ended up triggering multiple dropdown menus open at once when hovering near the boundary between two nav items. Switching to click-only interaction removed that failure mode entirely, since click events use precise hit-testing instead of raw hover geometry.</w:t>
+            </w:r>
+          </w:p>
+          <w:p>
+            <w:pPr>
+              <w:pStyle w:val="ListParagraph"/>
+              <w:numPr>
+                <w:ilvl w:val="0"/>
+                <w:numId w:val="32"/>
+              </w:numPr>
+              <w:tabs>
+                <w:tab w:val="left" w:pos="426"/>
+              </w:tabs>
+              <w:rPr>
+                <w:lang w:val="en-US"/>
+              </w:rPr>
+            </w:pPr>
+            <w:r>
+              <w:rPr>
+                <w:b/>
+                <w:bCs/>
+                <w:lang w:val="en-US"/>
+              </w:rPr>
+              <w:t>Added keyboard accessibility.</w:t>
+            </w:r>
+            <w:r>
+              <w:rPr>
+                <w:lang w:val="en-US"/>
+              </w:rPr>
+              <w:t xml:space="preserve"> The AI's version was mouse/touch-only — there was no way to open a dropdown using a keyboard. I added </w:t>
+            </w:r>
+            <w:proofErr w:type="spellStart"/>
+            <w:r>
+              <w:rPr>
+                <w:lang w:val="en-US"/>
+              </w:rPr>
+              <w:t>tabindex</w:t>
+            </w:r>
+            <w:proofErr w:type="spellEnd"/>
+            <w:r>
+              <w:rPr>
+                <w:lang w:val="en-US"/>
+              </w:rPr>
+              <w:t xml:space="preserve">="0" and role="button" so the dropdown label is keyboard-focusable, plus a </w:t>
+            </w:r>
+            <w:proofErr w:type="spellStart"/>
+            <w:r>
+              <w:rPr>
+                <w:lang w:val="en-US"/>
+              </w:rPr>
+              <w:t>keydown</w:t>
+            </w:r>
+            <w:proofErr w:type="spellEnd"/>
+            <w:r>
+              <w:rPr>
+                <w:lang w:val="en-US"/>
+              </w:rPr>
+              <w:t xml:space="preserve"> listener so pressing Enter or Space opens/closes it, matching how a native &lt;button&gt; behaves. I also added aria-expanded so screen readers can announce whether the menu is open.</w:t>
+            </w:r>
+          </w:p>
+          <w:p>
+            <w:pPr>
+              <w:pStyle w:val="ListParagraph"/>
+              <w:numPr>
+                <w:ilvl w:val="0"/>
+                <w:numId w:val="32"/>
+              </w:numPr>
+              <w:tabs>
+                <w:tab w:val="left" w:pos="426"/>
+              </w:tabs>
+              <w:rPr>
+                <w:lang w:val="en-US"/>
+              </w:rPr>
+            </w:pPr>
+            <w:r>
+              <w:rPr>
+                <w:b/>
+                <w:bCs/>
+                <w:lang w:val="en-US"/>
+              </w:rPr>
+              <w:t xml:space="preserve">Simplified into a single </w:t>
+            </w:r>
+            <w:proofErr w:type="spellStart"/>
+            <w:proofErr w:type="gramStart"/>
+            <w:r>
+              <w:rPr>
+                <w:b/>
+                <w:bCs/>
+                <w:lang w:val="en-US"/>
+              </w:rPr>
+              <w:t>closeAllDropdowns</w:t>
+            </w:r>
+            <w:proofErr w:type="spellEnd"/>
+            <w:r>
+              <w:rPr>
+                <w:b/>
+                <w:bCs/>
+                <w:lang w:val="en-US"/>
+              </w:rPr>
+              <w:t>(</w:t>
+            </w:r>
+            <w:proofErr w:type="gramEnd"/>
+            <w:r>
+              <w:rPr>
+                <w:b/>
+                <w:bCs/>
+                <w:lang w:val="en-US"/>
+              </w:rPr>
+              <w:t>) helper.</w:t>
+            </w:r>
+            <w:r>
+              <w:rPr>
+                <w:lang w:val="en-US"/>
+              </w:rPr>
+              <w:t xml:space="preserve"> The AI split "open" and "close" into two separate functions that each had to remember to update the active class, the open class, </w:t>
+            </w:r>
+            <w:r>
+              <w:rPr>
+                <w:i/>
+                <w:iCs/>
+                <w:lang w:val="en-US"/>
+              </w:rPr>
+              <w:t>and</w:t>
+            </w:r>
+            <w:r>
+              <w:rPr>
+                <w:lang w:val="en-US"/>
+              </w:rPr>
+              <w:t xml:space="preserve"> be called consistently from three different event handlers (</w:t>
+            </w:r>
+            <w:proofErr w:type="spellStart"/>
+            <w:r>
+              <w:rPr>
+                <w:lang w:val="en-US"/>
+              </w:rPr>
+              <w:t>mouseenter</w:t>
+            </w:r>
+            <w:proofErr w:type="spellEnd"/>
+            <w:r>
+              <w:rPr>
+                <w:lang w:val="en-US"/>
+              </w:rPr>
+              <w:t xml:space="preserve">, </w:t>
+            </w:r>
+            <w:proofErr w:type="spellStart"/>
+            <w:r>
+              <w:rPr>
+                <w:lang w:val="en-US"/>
+              </w:rPr>
+              <w:t>mouseleave</w:t>
+            </w:r>
+            <w:proofErr w:type="spellEnd"/>
+            <w:r>
+              <w:rPr>
+                <w:lang w:val="en-US"/>
+              </w:rPr>
+              <w:t xml:space="preserve">, click). Consolidating into one </w:t>
+            </w:r>
+            <w:proofErr w:type="gramStart"/>
+            <w:r>
+              <w:rPr>
+                <w:lang w:val="en-US"/>
+              </w:rPr>
+              <w:t>toggle(</w:t>
+            </w:r>
+            <w:proofErr w:type="gramEnd"/>
+            <w:r>
+              <w:rPr>
+                <w:lang w:val="en-US"/>
+              </w:rPr>
+              <w:t xml:space="preserve">) function driven by a single </w:t>
+            </w:r>
+            <w:proofErr w:type="spellStart"/>
+            <w:proofErr w:type="gramStart"/>
+            <w:r>
+              <w:rPr>
+                <w:lang w:val="en-US"/>
+              </w:rPr>
+              <w:t>closeAllDropdowns</w:t>
+            </w:r>
+            <w:proofErr w:type="spellEnd"/>
+            <w:r>
+              <w:rPr>
+                <w:lang w:val="en-US"/>
+              </w:rPr>
+              <w:t>(</w:t>
+            </w:r>
+            <w:proofErr w:type="gramEnd"/>
+            <w:r>
+              <w:rPr>
+                <w:lang w:val="en-US"/>
+              </w:rPr>
+              <w:t>) call reduces duplicated logic and makes it harder to leave the UI in an inconsistent state (e.g., a dropdown visually open but its arrow icon not rotated).</w:t>
+            </w:r>
+          </w:p>
+          <w:p>
+            <w:pPr>
+              <w:pStyle w:val="ListParagraph"/>
+              <w:tabs>
+                <w:tab w:val="left" w:pos="426"/>
+              </w:tabs>
+              <w:rPr>
+                <w:lang w:val="en-US"/>
+              </w:rPr>
+            </w:pPr>
+            <w:r>
+              <w:rPr>
+                <w:b/>
+                <w:bCs/>
+                <w:lang w:val="en-US"/>
+              </w:rPr>
+              <w:t>Why this fits my project better:</w:t>
+            </w:r>
+            <w:r>
+              <w:rPr>
+                <w:lang w:val="en-US"/>
+              </w:rPr>
+              <w:t xml:space="preserve"> my site doesn't need hover-to-open behavior — click is simpler and more predictable for users, and it sidesteps a genuine cross-browser rendering bug the AI's version had. The accessibility additions (keyboard support, </w:t>
+            </w:r>
+            <w:proofErr w:type="gramStart"/>
+            <w:r>
+              <w:rPr>
+                <w:lang w:val="en-US"/>
+              </w:rPr>
+              <w:t>aria</w:t>
+            </w:r>
+            <w:proofErr w:type="gramEnd"/>
+            <w:r>
+              <w:rPr>
+                <w:lang w:val="en-US"/>
+              </w:rPr>
+              <w:t>-expanded) also weren't in the original at all, which matters since a public-facing site should be usable without a mouse.</w:t>
+            </w:r>
+          </w:p>
+          <w:p>
+            <w:pPr>
+              <w:pStyle w:val="ListParagraph"/>
+              <w:tabs>
+                <w:tab w:val="left" w:pos="426"/>
+              </w:tabs>
+              <w:ind w:left="0"/>
+            </w:pPr>
+            <w:r>
+              <w:rPr>
+                <w:noProof/>
+              </w:rPr>
+              <mc:AlternateContent>
+                <mc:Choice Requires="wps">
+                  <w:drawing>
+                    <wp:inline distT="0" distB="0" distL="0" distR="0" wp14:anchorId="4A1B6F1E" wp14:editId="0D5CFC8B">
+                      <wp:extent cx="304800" cy="304800"/>
+                      <wp:effectExtent l="0" t="0" r="0" b="0"/>
+                      <wp:docPr id="1500190454" name="Rectangle 4"/>
+                      <wp:cNvGraphicFramePr>
+                        <a:graphicFrameLocks xmlns:a="http://schemas.openxmlformats.org/drawingml/2006/main" noChangeAspect="1"/>
+                      </wp:cNvGraphicFramePr>
+                      <a:graphic xmlns:a="http://schemas.openxmlformats.org/drawingml/2006/main">
+                        <a:graphicData uri="http://schemas.microsoft.com/office/word/2010/wordprocessingShape">
+                          <wps:wsp>
+                            <wps:cNvSpPr>
+                              <a:spLocks noChangeAspect="1" noChangeArrowheads="1"/>
+                            </wps:cNvSpPr>
+                            <wps:spPr bwMode="auto">
+                              <a:xfrm>
+                                <a:off x="0" y="0"/>
+                                <a:ext cx="304800" cy="304800"/>
+                              </a:xfrm>
+                              <a:prstGeom prst="rect">
+                                <a:avLst/>
+                              </a:prstGeom>
+                              <a:noFill/>
+                              <a:ln>
+                                <a:noFill/>
+                              </a:ln>
+                              <a:extLst>
+                                <a:ext uri="{909E8E84-426E-40DD-AFC4-6F175D3DCCD1}">
+                                  <a14:hiddenFill xmlns:a14="http://schemas.microsoft.com/office/drawing/2010/main">
+                                    <a:solidFill>
+                                      <a:srgbClr val="FFFFFF"/>
+                                    </a:solidFill>
+                                  </a14:hiddenFill>
+                                </a:ext>
+                                <a:ext uri="{91240B29-F687-4F45-9708-019B960494DF}">
+                                  <a14:hiddenLine xmlns:a14="http://schemas.microsoft.com/office/drawing/2010/main" w="9525">
+                                    <a:solidFill>
+                                      <a:srgbClr val="000000"/>
+                                    </a:solidFill>
+                                    <a:miter lim="800000"/>
+                                    <a:headEnd/>
+                                    <a:tailEnd/>
+                                  </a14:hiddenLine>
+                                </a:ext>
+                              </a:extLst>
+                            </wps:spPr>
+                            <wps:bodyPr rot="0" vert="horz" wrap="square" lIns="91440" tIns="45720" rIns="91440" bIns="45720" anchor="t" anchorCtr="0" upright="1">
+                              <a:noAutofit/>
+                            </wps:bodyPr>
+                          </wps:wsp>
+                        </a:graphicData>
+                      </a:graphic>
+                    </wp:inline>
+                  </w:drawing>
+                </mc:Choice>
+                <mc:Fallback>
+                  <w:pict>
+                    <v:rect w14:anchorId="203AB8F9" id="Rectangle 4" o:spid="_x0000_s1026" style="width:24pt;height:24pt;visibility:visible;mso-wrap-style:square;mso-left-percent:-10001;mso-top-percent:-10001;mso-position-horizontal:absolute;mso-position-horizontal-relative:char;mso-position-vertical:absolute;mso-position-vertical-relative:line;mso-left-percent:-10001;mso-top-percent:-10001;v-text-anchor:top" o:gfxdata="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" filled="f" stroked="f">
+                      <o:lock v:ext="edit" aspectratio="t"/>
+                      <w10:anchorlock/>
+                    </v:rect>
+                  </w:pict>
+                </mc:Fallback>
+              </mc:AlternateContent>
+            </w:r>
+          </w:p>
+          <w:p>
+            <w:pPr>
+              <w:pStyle w:val="ListParagraph"/>
+              <w:tabs>
+                <w:tab w:val="left" w:pos="426"/>
+              </w:tabs>
+              <w:ind w:left="0"/>
               <w:rPr>
                 <w:b/>
                 <w:bCs/>
@@ -1921,6 +3128,231 @@
                 <w:bCs/>
               </w:rPr>
             </w:pPr>
+            <w:r>
+              <w:rPr>
+                <w:b/>
+                <w:bCs/>
+              </w:rPr>
+              <w:drawing>
+                <wp:inline distT="0" distB="0" distL="0" distR="0" wp14:anchorId="7122F5E0" wp14:editId="653F7641">
+                  <wp:extent cx="4740051" cy="4435224"/>
+                  <wp:effectExtent l="0" t="0" r="3810" b="3810"/>
+                  <wp:docPr id="919031347" name="Picture 1"/>
+                  <wp:cNvGraphicFramePr>
+                    <a:graphicFrameLocks xmlns:a="http://schemas.openxmlformats.org/drawingml/2006/main" noChangeAspect="1"/>
+                  </wp:cNvGraphicFramePr>
+                  <a:graphic xmlns:a="http://schemas.openxmlformats.org/drawingml/2006/main">
+                    <a:graphicData uri="http://schemas.openxmlformats.org/drawingml/2006/picture">
+                      <pic:pic xmlns:pic="http://schemas.openxmlformats.org/drawingml/2006/picture">
+                        <pic:nvPicPr>
+                          <pic:cNvPr id="919031347" name=""/>
+                          <pic:cNvPicPr/>
+                        </pic:nvPicPr>
+                        <pic:blipFill>
+                          <a:blip r:embed="rId11"/>
+                          <a:stretch>
+                            <a:fillRect/>
+                          </a:stretch>
+                        </pic:blipFill>
+                        <pic:spPr>
+                          <a:xfrm>
+                            <a:off x="0" y="0"/>
+                            <a:ext cx="4740051" cy="4435224"/>
+                          </a:xfrm>
+                          <a:prstGeom prst="rect">
+                            <a:avLst/>
+                          </a:prstGeom>
+                        </pic:spPr>
+                      </pic:pic>
+                    </a:graphicData>
+                  </a:graphic>
+                </wp:inline>
+              </w:drawing>
+            </w:r>
+          </w:p>
+          <w:p>
+            <w:pPr>
+              <w:pStyle w:val="ListParagraph"/>
+              <w:tabs>
+                <w:tab w:val="left" w:pos="426"/>
+              </w:tabs>
+              <w:ind w:left="0"/>
+              <w:rPr>
+                <w:b/>
+                <w:bCs/>
+              </w:rPr>
+            </w:pPr>
+          </w:p>
+          <w:p>
+            <w:pPr>
+              <w:pStyle w:val="ListParagraph"/>
+              <w:tabs>
+                <w:tab w:val="left" w:pos="426"/>
+              </w:tabs>
+              <w:ind w:left="0"/>
+              <w:rPr>
+                <w:b/>
+                <w:bCs/>
+              </w:rPr>
+            </w:pPr>
+            <w:r>
+              <w:rPr>
+                <w:b/>
+                <w:bCs/>
+              </w:rPr>
+              <w:drawing>
+                <wp:inline distT="0" distB="0" distL="0" distR="0" wp14:anchorId="7FEEE033" wp14:editId="0A1C06D5">
+                  <wp:extent cx="3932261" cy="3627434"/>
+                  <wp:effectExtent l="0" t="0" r="0" b="0"/>
+                  <wp:docPr id="1466240392" name="Picture 1"/>
+                  <wp:cNvGraphicFramePr>
+                    <a:graphicFrameLocks xmlns:a="http://schemas.openxmlformats.org/drawingml/2006/main" noChangeAspect="1"/>
+                  </wp:cNvGraphicFramePr>
+                  <a:graphic xmlns:a="http://schemas.openxmlformats.org/drawingml/2006/main">
+                    <a:graphicData uri="http://schemas.openxmlformats.org/drawingml/2006/picture">
+                      <pic:pic xmlns:pic="http://schemas.openxmlformats.org/drawingml/2006/picture">
+                        <pic:nvPicPr>
+                          <pic:cNvPr id="1466240392" name=""/>
+                          <pic:cNvPicPr/>
+                        </pic:nvPicPr>
+                        <pic:blipFill>
+                          <a:blip r:embed="rId12"/>
+                          <a:stretch>
+                            <a:fillRect/>
+                          </a:stretch>
+                        </pic:blipFill>
+                        <pic:spPr>
+                          <a:xfrm>
+                            <a:off x="0" y="0"/>
+                            <a:ext cx="3932261" cy="3627434"/>
+                          </a:xfrm>
+                          <a:prstGeom prst="rect">
+                            <a:avLst/>
+                          </a:prstGeom>
+                        </pic:spPr>
+                      </pic:pic>
+                    </a:graphicData>
+                  </a:graphic>
+                </wp:inline>
+              </w:drawing>
+            </w:r>
+          </w:p>
+          <w:p>
+            <w:pPr>
+              <w:pStyle w:val="ListParagraph"/>
+              <w:tabs>
+                <w:tab w:val="left" w:pos="426"/>
+              </w:tabs>
+              <w:ind w:left="0"/>
+              <w:rPr>
+                <w:b/>
+                <w:bCs/>
+              </w:rPr>
+            </w:pPr>
+          </w:p>
+          <w:p>
+            <w:pPr>
+              <w:pStyle w:val="ListParagraph"/>
+              <w:tabs>
+                <w:tab w:val="left" w:pos="426"/>
+              </w:tabs>
+              <w:ind w:left="0"/>
+              <w:rPr>
+                <w:b/>
+                <w:bCs/>
+              </w:rPr>
+            </w:pPr>
+          </w:p>
+          <w:p>
+            <w:pPr>
+              <w:pStyle w:val="ListParagraph"/>
+              <w:tabs>
+                <w:tab w:val="left" w:pos="426"/>
+              </w:tabs>
+              <w:ind w:left="0"/>
+              <w:rPr>
+                <w:b/>
+                <w:bCs/>
+              </w:rPr>
+            </w:pPr>
+          </w:p>
+          <w:p>
+            <w:pPr>
+              <w:pStyle w:val="ListParagraph"/>
+              <w:tabs>
+                <w:tab w:val="left" w:pos="426"/>
+              </w:tabs>
+              <w:ind w:left="0"/>
+              <w:rPr>
+                <w:b/>
+                <w:bCs/>
+              </w:rPr>
+            </w:pPr>
+          </w:p>
+          <w:p>
+            <w:pPr>
+              <w:pStyle w:val="ListParagraph"/>
+              <w:tabs>
+                <w:tab w:val="left" w:pos="426"/>
+              </w:tabs>
+              <w:ind w:left="0"/>
+              <w:rPr>
+                <w:b/>
+                <w:bCs/>
+              </w:rPr>
+            </w:pPr>
+          </w:p>
+          <w:p>
+            <w:pPr>
+              <w:pStyle w:val="ListParagraph"/>
+              <w:tabs>
+                <w:tab w:val="left" w:pos="426"/>
+              </w:tabs>
+              <w:ind w:left="0"/>
+              <w:rPr>
+                <w:b/>
+                <w:bCs/>
+              </w:rPr>
+            </w:pPr>
+          </w:p>
+          <w:p>
+            <w:pPr>
+              <w:pStyle w:val="ListParagraph"/>
+              <w:tabs>
+                <w:tab w:val="left" w:pos="426"/>
+              </w:tabs>
+              <w:ind w:left="0"/>
+              <w:rPr>
+                <w:b/>
+                <w:bCs/>
+              </w:rPr>
+            </w:pPr>
+          </w:p>
+          <w:p>
+            <w:pPr>
+              <w:pStyle w:val="ListParagraph"/>
+              <w:tabs>
+                <w:tab w:val="left" w:pos="426"/>
+              </w:tabs>
+              <w:ind w:left="0"/>
+              <w:rPr>
+                <w:b/>
+                <w:bCs/>
+              </w:rPr>
+            </w:pPr>
+          </w:p>
+          <w:p>
+            <w:pPr>
+              <w:pStyle w:val="ListParagraph"/>
+              <w:tabs>
+                <w:tab w:val="left" w:pos="426"/>
+              </w:tabs>
+              <w:ind w:left="0"/>
+              <w:rPr>
+                <w:b/>
+                <w:bCs/>
+              </w:rPr>
+            </w:pPr>
           </w:p>
         </w:tc>
       </w:tr>
@@ -1974,7 +3406,23 @@
           <w:i/>
           <w:iCs/>
         </w:rPr>
-        <w:t>(e.g AI outputs or evidence</w:t>
+        <w:t>(</w:t>
+      </w:r>
+      <w:proofErr w:type="spellStart"/>
+      <w:r>
+        <w:rPr>
+          <w:i/>
+          <w:iCs/>
+        </w:rPr>
+        <w:t>e.g</w:t>
+      </w:r>
+      <w:proofErr w:type="spellEnd"/>
+      <w:r>
+        <w:rPr>
+          <w:i/>
+          <w:iCs/>
+        </w:rPr>
+        <w:t xml:space="preserve"> AI outputs or evidence</w:t>
       </w:r>
       <w:r>
         <w:rPr>
@@ -1988,14 +3436,30 @@
           <w:i/>
           <w:iCs/>
         </w:rPr>
-        <w:t xml:space="preserve"> you would like to include</w:t>
-      </w:r>
-      <w:r>
-        <w:rPr>
-          <w:i/>
-          <w:iCs/>
-        </w:rPr>
-        <w:t>, this will not be included in the wordcount</w:t>
+        <w:t xml:space="preserve"> you would like to </w:t>
+      </w:r>
+      <w:proofErr w:type="gramStart"/>
+      <w:r>
+        <w:rPr>
+          <w:i/>
+          <w:iCs/>
+        </w:rPr>
+        <w:t>include</w:t>
+      </w:r>
+      <w:r>
+        <w:rPr>
+          <w:i/>
+          <w:iCs/>
+        </w:rPr>
+        <w:t>,</w:t>
+      </w:r>
+      <w:proofErr w:type="gramEnd"/>
+      <w:r>
+        <w:rPr>
+          <w:i/>
+          <w:iCs/>
+        </w:rPr>
+        <w:t xml:space="preserve"> this will not be included in the wordcount</w:t>
       </w:r>
       <w:r>
         <w:rPr>
@@ -2032,10 +3496,10 @@
       </w:r>
     </w:p>
     <w:sectPr>
-      <w:headerReference w:type="even" r:id="rId11"/>
-      <w:headerReference w:type="default" r:id="rId12"/>
-      <w:footerReference w:type="default" r:id="rId13"/>
-      <w:headerReference w:type="first" r:id="rId14"/>
+      <w:headerReference w:type="even" r:id="rId13"/>
+      <w:headerReference w:type="default" r:id="rId14"/>
+      <w:footerReference w:type="default" r:id="rId15"/>
+      <w:headerReference w:type="first" r:id="rId16"/>
       <w:type w:val="continuous"/>
       <w:pgSz w:w="11906" w:h="16838"/>
       <w:pgMar w:top="1440" w:right="1440" w:bottom="568" w:left="1440" w:header="708" w:footer="227" w:gutter="0"/>
@@ -2081,7 +3545,6 @@
         <w:docPartUnique/>
       </w:docPartObj>
     </w:sdtPr>
-    <w:sdtEndPr/>
     <w:sdtContent>
       <w:sdt>
         <w:sdtPr>
@@ -2091,7 +3554,6 @@
             <w:docPartUnique/>
           </w:docPartObj>
         </w:sdtPr>
-        <w:sdtEndPr/>
         <w:sdtContent>
           <w:p>
             <w:pPr>
@@ -5028,6 +6490,119 @@
     </w:lvl>
   </w:abstractNum>
   <w:abstractNum w:abstractNumId="19" w15:restartNumberingAfterBreak="0">
+    <w:nsid w:val="5E4015DB"/>
+    <w:multiLevelType w:val="multilevel"/>
+    <w:tmpl w:val="693CAF18"/>
+    <w:lvl w:ilvl="0">
+      <w:start w:val="1"/>
+      <w:numFmt w:val="decimal"/>
+      <w:lvlText w:val="%1."/>
+      <w:lvlJc w:val="left"/>
+      <w:pPr>
+        <w:tabs>
+          <w:tab w:val="num" w:pos="720"/>
+        </w:tabs>
+        <w:ind w:left="720" w:hanging="360"/>
+      </w:pPr>
+    </w:lvl>
+    <w:lvl w:ilvl="1" w:tentative="1">
+      <w:start w:val="1"/>
+      <w:numFmt w:val="decimal"/>
+      <w:lvlText w:val="%2."/>
+      <w:lvlJc w:val="left"/>
+      <w:pPr>
+        <w:tabs>
+          <w:tab w:val="num" w:pos="1440"/>
+        </w:tabs>
+        <w:ind w:left="1440" w:hanging="360"/>
+      </w:pPr>
+    </w:lvl>
+    <w:lvl w:ilvl="2" w:tentative="1">
+      <w:start w:val="1"/>
+      <w:numFmt w:val="decimal"/>
+      <w:lvlText w:val="%3."/>
+      <w:lvlJc w:val="left"/>
+      <w:pPr>
+        <w:tabs>
+          <w:tab w:val="num" w:pos="2160"/>
+        </w:tabs>
+        <w:ind w:left="2160" w:hanging="360"/>
+      </w:pPr>
+    </w:lvl>
+    <w:lvl w:ilvl="3" w:tentative="1">
+      <w:start w:val="1"/>
+      <w:numFmt w:val="decimal"/>
+      <w:lvlText w:val="%4."/>
+      <w:lvlJc w:val="left"/>
+      <w:pPr>
+        <w:tabs>
+          <w:tab w:val="num" w:pos="2880"/>
+        </w:tabs>
+        <w:ind w:left="2880" w:hanging="360"/>
+      </w:pPr>
+    </w:lvl>
+    <w:lvl w:ilvl="4" w:tentative="1">
+      <w:start w:val="1"/>
+      <w:numFmt w:val="decimal"/>
+      <w:lvlText w:val="%5."/>
+      <w:lvlJc w:val="left"/>
+      <w:pPr>
+        <w:tabs>
+          <w:tab w:val="num" w:pos="3600"/>
+        </w:tabs>
+        <w:ind w:left="3600" w:hanging="360"/>
+      </w:pPr>
+    </w:lvl>
+    <w:lvl w:ilvl="5" w:tentative="1">
+      <w:start w:val="1"/>
+      <w:numFmt w:val="decimal"/>
+      <w:lvlText w:val="%6."/>
+      <w:lvlJc w:val="left"/>
+      <w:pPr>
+        <w:tabs>
+          <w:tab w:val="num" w:pos="4320"/>
+        </w:tabs>
+        <w:ind w:left="4320" w:hanging="360"/>
+      </w:pPr>
+    </w:lvl>
+    <w:lvl w:ilvl="6" w:tentative="1">
+      <w:start w:val="1"/>
+      <w:numFmt w:val="decimal"/>
+      <w:lvlText w:val="%7."/>
+      <w:lvlJc w:val="left"/>
+      <w:pPr>
+        <w:tabs>
+          <w:tab w:val="num" w:pos="5040"/>
+        </w:tabs>
+        <w:ind w:left="5040" w:hanging="360"/>
+      </w:pPr>
+    </w:lvl>
+    <w:lvl w:ilvl="7" w:tentative="1">
+      <w:start w:val="1"/>
+      <w:numFmt w:val="decimal"/>
+      <w:lvlText w:val="%8."/>
+      <w:lvlJc w:val="left"/>
+      <w:pPr>
+        <w:tabs>
+          <w:tab w:val="num" w:pos="5760"/>
+        </w:tabs>
+        <w:ind w:left="5760" w:hanging="360"/>
+      </w:pPr>
+    </w:lvl>
+    <w:lvl w:ilvl="8" w:tentative="1">
+      <w:start w:val="1"/>
+      <w:numFmt w:val="decimal"/>
+      <w:lvlText w:val="%9."/>
+      <w:lvlJc w:val="left"/>
+      <w:pPr>
+        <w:tabs>
+          <w:tab w:val="num" w:pos="6480"/>
+        </w:tabs>
+        <w:ind w:left="6480" w:hanging="360"/>
+      </w:pPr>
+    </w:lvl>
+  </w:abstractNum>
+  <w:abstractNum w:abstractNumId="20" w15:restartNumberingAfterBreak="0">
     <w:nsid w:val="5E8D0C2C"/>
     <w:multiLevelType w:val="hybridMultilevel"/>
     <w:tmpl w:val="34E4675A"/>
@@ -5140,7 +6715,7 @@
       </w:rPr>
     </w:lvl>
   </w:abstractNum>
-  <w:abstractNum w:abstractNumId="20" w15:restartNumberingAfterBreak="0">
+  <w:abstractNum w:abstractNumId="21" w15:restartNumberingAfterBreak="0">
     <w:nsid w:val="63C67977"/>
     <w:multiLevelType w:val="multilevel"/>
     <w:tmpl w:val="1DE2EC5A"/>
@@ -5253,7 +6828,7 @@
       </w:pPr>
     </w:lvl>
   </w:abstractNum>
-  <w:abstractNum w:abstractNumId="21" w15:restartNumberingAfterBreak="0">
+  <w:abstractNum w:abstractNumId="22" w15:restartNumberingAfterBreak="0">
     <w:nsid w:val="66ED5E2A"/>
     <w:multiLevelType w:val="multilevel"/>
     <w:tmpl w:val="57CA4B04"/>
@@ -5399,7 +6974,7 @@
       </w:rPr>
     </w:lvl>
   </w:abstractNum>
-  <w:abstractNum w:abstractNumId="22" w15:restartNumberingAfterBreak="0">
+  <w:abstractNum w:abstractNumId="23" w15:restartNumberingAfterBreak="0">
     <w:nsid w:val="6AD096A1"/>
     <w:multiLevelType w:val="hybridMultilevel"/>
     <w:tmpl w:val="623030E2"/>
@@ -5512,7 +7087,7 @@
       </w:rPr>
     </w:lvl>
   </w:abstractNum>
-  <w:abstractNum w:abstractNumId="23" w15:restartNumberingAfterBreak="0">
+  <w:abstractNum w:abstractNumId="24" w15:restartNumberingAfterBreak="0">
     <w:nsid w:val="6CB82649"/>
     <w:multiLevelType w:val="hybridMultilevel"/>
     <w:tmpl w:val="06CC1092"/>
@@ -5625,7 +7200,7 @@
       </w:rPr>
     </w:lvl>
   </w:abstractNum>
-  <w:abstractNum w:abstractNumId="24" w15:restartNumberingAfterBreak="0">
+  <w:abstractNum w:abstractNumId="25" w15:restartNumberingAfterBreak="0">
     <w:nsid w:val="6F3E64A7"/>
     <w:multiLevelType w:val="hybridMultilevel"/>
     <w:tmpl w:val="CCAA1070"/>
@@ -5714,7 +7289,7 @@
       </w:pPr>
     </w:lvl>
   </w:abstractNum>
-  <w:abstractNum w:abstractNumId="25" w15:restartNumberingAfterBreak="0">
+  <w:abstractNum w:abstractNumId="26" w15:restartNumberingAfterBreak="0">
     <w:nsid w:val="7101014D"/>
     <w:multiLevelType w:val="multilevel"/>
     <w:tmpl w:val="23A86F5E"/>
@@ -5827,7 +7402,7 @@
       </w:pPr>
     </w:lvl>
   </w:abstractNum>
-  <w:abstractNum w:abstractNumId="26" w15:restartNumberingAfterBreak="0">
+  <w:abstractNum w:abstractNumId="27" w15:restartNumberingAfterBreak="0">
     <w:nsid w:val="76B13208"/>
     <w:multiLevelType w:val="hybridMultilevel"/>
     <w:tmpl w:val="2236B4A2"/>
@@ -5916,7 +7491,7 @@
       </w:pPr>
     </w:lvl>
   </w:abstractNum>
-  <w:abstractNum w:abstractNumId="27" w15:restartNumberingAfterBreak="0">
+  <w:abstractNum w:abstractNumId="28" w15:restartNumberingAfterBreak="0">
     <w:nsid w:val="794D5A7D"/>
     <w:multiLevelType w:val="multilevel"/>
     <w:tmpl w:val="6A58181A"/>
@@ -6029,7 +7604,7 @@
       </w:pPr>
     </w:lvl>
   </w:abstractNum>
-  <w:abstractNum w:abstractNumId="28" w15:restartNumberingAfterBreak="0">
+  <w:abstractNum w:abstractNumId="29" w15:restartNumberingAfterBreak="0">
     <w:nsid w:val="7B762BEF"/>
     <w:multiLevelType w:val="hybridMultilevel"/>
     <w:tmpl w:val="B84A87B8"/>
@@ -6142,7 +7717,7 @@
       </w:rPr>
     </w:lvl>
   </w:abstractNum>
-  <w:abstractNum w:abstractNumId="29" w15:restartNumberingAfterBreak="0">
+  <w:abstractNum w:abstractNumId="30" w15:restartNumberingAfterBreak="0">
     <w:nsid w:val="7BF120B0"/>
     <w:multiLevelType w:val="multilevel"/>
     <w:tmpl w:val="8D16F166"/>
@@ -6255,7 +7830,7 @@
       </w:pPr>
     </w:lvl>
   </w:abstractNum>
-  <w:abstractNum w:abstractNumId="30" w15:restartNumberingAfterBreak="0">
+  <w:abstractNum w:abstractNumId="31" w15:restartNumberingAfterBreak="0">
     <w:nsid w:val="7F5F3D6B"/>
     <w:multiLevelType w:val="multilevel"/>
     <w:tmpl w:val="DE6427E8"/>
@@ -6405,10 +7980,10 @@
     </w:lvl>
   </w:abstractNum>
   <w:num w:numId="1" w16cid:durableId="1292907668">
-    <w:abstractNumId w:val="22"/>
+    <w:abstractNumId w:val="23"/>
   </w:num>
   <w:num w:numId="2" w16cid:durableId="2081100964">
-    <w:abstractNumId w:val="28"/>
+    <w:abstractNumId w:val="29"/>
   </w:num>
   <w:num w:numId="3" w16cid:durableId="1601185062">
     <w:abstractNumId w:val="14"/>
@@ -6420,28 +7995,28 @@
     <w:abstractNumId w:val="15"/>
   </w:num>
   <w:num w:numId="6" w16cid:durableId="598098601">
-    <w:abstractNumId w:val="30"/>
+    <w:abstractNumId w:val="31"/>
   </w:num>
   <w:num w:numId="7" w16cid:durableId="307129295">
     <w:abstractNumId w:val="4"/>
   </w:num>
   <w:num w:numId="8" w16cid:durableId="1256089609">
-    <w:abstractNumId w:val="29"/>
+    <w:abstractNumId w:val="30"/>
   </w:num>
   <w:num w:numId="9" w16cid:durableId="83234144">
-    <w:abstractNumId w:val="21"/>
+    <w:abstractNumId w:val="22"/>
   </w:num>
   <w:num w:numId="10" w16cid:durableId="225726609">
     <w:abstractNumId w:val="10"/>
   </w:num>
   <w:num w:numId="11" w16cid:durableId="1873614154">
-    <w:abstractNumId w:val="20"/>
+    <w:abstractNumId w:val="21"/>
   </w:num>
   <w:num w:numId="12" w16cid:durableId="135490923">
-    <w:abstractNumId w:val="27"/>
+    <w:abstractNumId w:val="28"/>
   </w:num>
   <w:num w:numId="13" w16cid:durableId="1701660113">
-    <w:abstractNumId w:val="25"/>
+    <w:abstractNumId w:val="26"/>
   </w:num>
   <w:num w:numId="14" w16cid:durableId="448548805">
     <w:abstractNumId w:val="17"/>
@@ -6450,7 +8025,7 @@
     <w:abstractNumId w:val="3"/>
   </w:num>
   <w:num w:numId="16" w16cid:durableId="1715426718">
-    <w:abstractNumId w:val="19"/>
+    <w:abstractNumId w:val="20"/>
   </w:num>
   <w:num w:numId="17" w16cid:durableId="447698320">
     <w:abstractNumId w:val="2"/>
@@ -6471,10 +8046,10 @@
     <w:abstractNumId w:val="7"/>
   </w:num>
   <w:num w:numId="23" w16cid:durableId="649943654">
-    <w:abstractNumId w:val="24"/>
+    <w:abstractNumId w:val="25"/>
   </w:num>
   <w:num w:numId="24" w16cid:durableId="1947106414">
-    <w:abstractNumId w:val="23"/>
+    <w:abstractNumId w:val="24"/>
   </w:num>
   <w:num w:numId="25" w16cid:durableId="1707021969">
     <w:abstractNumId w:val="5"/>
@@ -6492,10 +8067,13 @@
     <w:abstractNumId w:val="11"/>
   </w:num>
   <w:num w:numId="30" w16cid:durableId="1917812617">
-    <w:abstractNumId w:val="26"/>
+    <w:abstractNumId w:val="27"/>
   </w:num>
   <w:num w:numId="31" w16cid:durableId="1781874513">
     <w:abstractNumId w:val="9"/>
+  </w:num>
+  <w:num w:numId="32" w16cid:durableId="1470245755">
+    <w:abstractNumId w:val="19"/>
   </w:num>
 </w:numbering>
 </file>
@@ -7102,7 +8680,6 @@
   <w:style w:type="character" w:default="1" w:styleId="DefaultParagraphFont">
     <w:name w:val="Default Paragraph Font"/>
     <w:uiPriority w:val="1"/>
-    <w:semiHidden/>
     <w:unhideWhenUsed/>
   </w:style>
   <w:style w:type="table" w:default="1" w:styleId="TableNormal">
@@ -7843,28 +9420,6 @@
 </file>
 
 <file path=customXml/item1.xml><?xml version="1.0" encoding="utf-8"?>
-<p:properties xmlns:p="http://schemas.microsoft.com/office/2006/metadata/properties" xmlns:xsi="http://www.w3.org/2001/XMLSchema-instance" xmlns:pc="http://schemas.microsoft.com/office/infopath/2007/PartnerControls">
-  <documentManagement>
-    <_ip_UnifiedCompliancePolicyUIAction xmlns="http://schemas.microsoft.com/sharepoint/v3" xsi:nil="true"/>
-    <lcf76f155ced4ddcb4097134ff3c332f xmlns="b7fad248-bdcd-4271-9916-809a465982f7">
-      <Terms xmlns="http://schemas.microsoft.com/office/infopath/2007/PartnerControls"/>
-    </lcf76f155ced4ddcb4097134ff3c332f>
-    <_ip_UnifiedCompliancePolicyProperties xmlns="http://schemas.microsoft.com/sharepoint/v3" xsi:nil="true"/>
-    <TaxCatchAll xmlns="02435ef8-874b-49fb-b034-023fbc1b0e17" xsi:nil="true"/>
-  </documentManagement>
-</p:properties>
-</file>
-
-<file path=customXml/item2.xml><?xml version="1.0" encoding="utf-8"?>
-<?mso-contentType ?>
-<FormTemplates xmlns="http://schemas.microsoft.com/sharepoint/v3/contenttype/forms">
-  <Display>DocumentLibraryForm</Display>
-  <Edit>DocumentLibraryForm</Edit>
-  <New>DocumentLibraryForm</New>
-</FormTemplates>
-</file>
-
-<file path=customXml/item3.xml><?xml version="1.0" encoding="utf-8"?>
 <ct:contentTypeSchema xmlns:ct="http://schemas.microsoft.com/office/2006/metadata/contentType" xmlns:ma="http://schemas.microsoft.com/office/2006/metadata/properties/metaAttributes" ct:_="" ma:_="" ma:contentTypeName="Document" ma:contentTypeID="0x01010095B83DA6990E41418BCDB3837731DDD9" ma:contentTypeVersion="12" ma:contentTypeDescription="Create a new document." ma:contentTypeScope="" ma:versionID="9a0e40b26489cf95b92c0935470f1e05">
   <xsd:schema xmlns:xsd="http://www.w3.org/2001/XMLSchema" xmlns:xs="http://www.w3.org/2001/XMLSchema" xmlns:p="http://schemas.microsoft.com/office/2006/metadata/properties" xmlns:ns1="http://schemas.microsoft.com/sharepoint/v3" xmlns:ns2="b7fad248-bdcd-4271-9916-809a465982f7" xmlns:ns3="02435ef8-874b-49fb-b034-023fbc1b0e17" targetNamespace="http://schemas.microsoft.com/office/2006/metadata/properties" ma:root="true" ma:fieldsID="f5cd93c5e221519b9b0b4981d98a568c" ns1:_="" ns2:_="" ns3:_="">
     <xsd:import namespace="http://schemas.microsoft.com/sharepoint/v3"/>
@@ -8070,27 +9625,29 @@
 </ct:contentTypeSchema>
 </file>
 
-<file path=customXml/itemProps1.xml><?xml version="1.0" encoding="utf-8"?>
-<ds:datastoreItem xmlns:ds="http://schemas.openxmlformats.org/officeDocument/2006/customXml" ds:itemID="{451C2406-06F5-4301-9967-C40BCABE7AD8}">
-  <ds:schemaRefs>
-    <ds:schemaRef ds:uri="http://schemas.microsoft.com/office/2006/metadata/properties"/>
-    <ds:schemaRef ds:uri="http://schemas.microsoft.com/office/infopath/2007/PartnerControls"/>
-    <ds:schemaRef ds:uri="http://schemas.microsoft.com/sharepoint/v3"/>
-    <ds:schemaRef ds:uri="b7fad248-bdcd-4271-9916-809a465982f7"/>
-    <ds:schemaRef ds:uri="02435ef8-874b-49fb-b034-023fbc1b0e17"/>
-  </ds:schemaRefs>
-</ds:datastoreItem>
+<file path=customXml/item2.xml><?xml version="1.0" encoding="utf-8"?>
+<?mso-contentType ?>
+<FormTemplates xmlns="http://schemas.microsoft.com/sharepoint/v3/contenttype/forms">
+  <Display>DocumentLibraryForm</Display>
+  <Edit>DocumentLibraryForm</Edit>
+  <New>DocumentLibraryForm</New>
+</FormTemplates>
 </file>
 
-<file path=customXml/itemProps2.xml><?xml version="1.0" encoding="utf-8"?>
-<ds:datastoreItem xmlns:ds="http://schemas.openxmlformats.org/officeDocument/2006/customXml" ds:itemID="{891417BF-93F5-4F68-A276-BE80032FE8B6}">
-  <ds:schemaRefs>
-    <ds:schemaRef ds:uri="http://schemas.microsoft.com/sharepoint/v3/contenttype/forms"/>
-  </ds:schemaRefs>
-</ds:datastoreItem>
+<file path=customXml/item3.xml><?xml version="1.0" encoding="utf-8"?>
+<p:properties xmlns:p="http://schemas.microsoft.com/office/2006/metadata/properties" xmlns:xsi="http://www.w3.org/2001/XMLSchema-instance" xmlns:pc="http://schemas.microsoft.com/office/infopath/2007/PartnerControls">
+  <documentManagement>
+    <_ip_UnifiedCompliancePolicyUIAction xmlns="http://schemas.microsoft.com/sharepoint/v3" xsi:nil="true"/>
+    <lcf76f155ced4ddcb4097134ff3c332f xmlns="b7fad248-bdcd-4271-9916-809a465982f7">
+      <Terms xmlns="http://schemas.microsoft.com/office/infopath/2007/PartnerControls"/>
+    </lcf76f155ced4ddcb4097134ff3c332f>
+    <_ip_UnifiedCompliancePolicyProperties xmlns="http://schemas.microsoft.com/sharepoint/v3" xsi:nil="true"/>
+    <TaxCatchAll xmlns="02435ef8-874b-49fb-b034-023fbc1b0e17" xsi:nil="true"/>
+  </documentManagement>
+</p:properties>
 </file>
 
-<file path=customXml/itemProps3.xml><?xml version="1.0" encoding="utf-8"?>
+<file path=customXml/itemProps1.xml><?xml version="1.0" encoding="utf-8"?>
 <ds:datastoreItem xmlns:ds="http://schemas.openxmlformats.org/officeDocument/2006/customXml" ds:itemID="{C936C116-FB31-4FEA-9B17-D53394B2065A}">
   <ds:schemaRefs>
     <ds:schemaRef ds:uri="http://schemas.microsoft.com/office/2006/metadata/contentType"/>
@@ -8108,4 +9665,24 @@
     <ds:schemaRef ds:uri="http://schemas.microsoft.com/internal/obd"/>
   </ds:schemaRefs>
 </ds:datastoreItem>
+</file>
+
+<file path=customXml/itemProps2.xml><?xml version="1.0" encoding="utf-8"?>
+<ds:datastoreItem xmlns:ds="http://schemas.openxmlformats.org/officeDocument/2006/customXml" ds:itemID="{891417BF-93F5-4F68-A276-BE80032FE8B6}">
+  <ds:schemaRefs>
+    <ds:schemaRef ds:uri="http://schemas.microsoft.com/sharepoint/v3/contenttype/forms"/>
+  </ds:schemaRefs>
+</ds:datastoreItem>
+</file>
+
+<file path=customXml/itemProps3.xml><?xml version="1.0" encoding="utf-8"?>
+<ds:datastoreItem xmlns:ds="http://schemas.openxmlformats.org/officeDocument/2006/customXml" ds:itemID="{451C2406-06F5-4301-9967-C40BCABE7AD8}">
+  <ds:schemaRefs>
+    <ds:schemaRef ds:uri="http://schemas.microsoft.com/office/2006/metadata/properties"/>
+    <ds:schemaRef ds:uri="http://schemas.microsoft.com/office/infopath/2007/PartnerControls"/>
+    <ds:schemaRef ds:uri="http://schemas.microsoft.com/sharepoint/v3"/>
+    <ds:schemaRef ds:uri="b7fad248-bdcd-4271-9916-809a465982f7"/>
+    <ds:schemaRef ds:uri="02435ef8-874b-49fb-b034-023fbc1b0e17"/>
+  </ds:schemaRefs>
+</ds:datastoreItem>
 </file>